--- a/specifications/TMFC012-ResourceInventory/Diagrams/TMFC012_Resource_Inventory.docx
+++ b/specifications/TMFC012-ResourceInventory/Diagrams/TMFC012_Resource_Inventory.docx
@@ -210,336 +210,6 @@
         <w:t>eTOM Processes, SID Data Entities and Functional Framework Functions</w:t>
       </w:r>
     </w:p>
-    <w:p>
-      <w:pPr>
-        <w:pStyle w:val="Heading2"/>
-      </w:pPr>
-      <w:r>
-        <w:t>eTOM business activities</w:t>
-      </w:r>
-    </w:p>
-    <w:p>
-      <w:r>
-        <w:t>eTOM business activities this ODA Component is responsible for:</w:t>
-      </w:r>
-    </w:p>
-    <w:tbl>
-      <w:tblPr>
-        <w:tblStyle w:val="ScrollTableNormal"/>
-        <w:tblW w:type="auto" w:w="0"/>
-        <w:tblLayout w:type="autofit"/>
-        <w:tblLook w:val="04A0" w:firstRow="1" w:lastRow="0" w:firstColumn="0" w:lastColumn="0" w:noHBand="0" w:noVBand="1"/>
-        <w:tblBorders>
-          <w:top w:val="single" w:sz="4" w:space="0" w:color="999999"/>
-          <w:left w:val="single" w:sz="4" w:space="0" w:color="999999"/>
-          <w:bottom w:val="single" w:sz="4" w:space="0" w:color="999999"/>
-          <w:right w:val="single" w:sz="4" w:space="0" w:color="999999"/>
-          <w:insideH w:val="single" w:sz="4" w:space="0" w:color="999999"/>
-          <w:insideV w:val="single" w:sz="4" w:space="0" w:color="999999"/>
-        </w:tblBorders>
-      </w:tblPr>
-      <w:tblGrid>
-        <w:gridCol w:w="2124"/>
-        <w:gridCol w:w="2124"/>
-        <w:gridCol w:w="2124"/>
-        <w:gridCol w:w="2124"/>
-      </w:tblGrid>
-      <w:tr>
-        <w:trPr>
-          <w:tblHeader/>
-        </w:trPr>
-        <w:tc>
-          <w:tcPr>
-            <w:tcW w:type="dxa" w:w="1498"/>
-          </w:tcPr>
-          <w:p>
-            <w:r/>
-            <w:r>
-              <w:rPr>
-                <w:b/>
-              </w:rPr>
-              <w:t>Identifier</w:t>
-            </w:r>
-          </w:p>
-        </w:tc>
-        <w:tc>
-          <w:tcPr>
-            <w:tcW w:type="dxa" w:w="1123"/>
-          </w:tcPr>
-          <w:p>
-            <w:r/>
-            <w:r>
-              <w:rPr>
-                <w:b/>
-              </w:rPr>
-              <w:t>Level</w:t>
-            </w:r>
-          </w:p>
-        </w:tc>
-        <w:tc>
-          <w:tcPr>
-            <w:tcW w:type="dxa" w:w="2902"/>
-          </w:tcPr>
-          <w:p>
-            <w:r/>
-            <w:r>
-              <w:rPr>
-                <w:b/>
-              </w:rPr>
-              <w:t>Business Activity Name</w:t>
-            </w:r>
-          </w:p>
-        </w:tc>
-        <w:tc>
-          <w:tcPr>
-            <w:tcW w:type="dxa" w:w="3838"/>
-          </w:tcPr>
-          <w:p>
-            <w:r/>
-            <w:r>
-              <w:rPr>
-                <w:b/>
-              </w:rPr>
-              <w:t>Description</w:t>
-            </w:r>
-          </w:p>
-        </w:tc>
-      </w:tr>
-      <w:tr>
-        <w:tc>
-          <w:tcPr>
-            <w:tcW w:type="dxa" w:w="1498"/>
-          </w:tcPr>
-          <w:p>
-            <w:r/>
-            <w:r>
-              <w:t>1.5.4</w:t>
-            </w:r>
-          </w:p>
-        </w:tc>
-        <w:tc>
-          <w:tcPr>
-            <w:tcW w:type="dxa" w:w="1123"/>
-          </w:tcPr>
-          <w:p>
-            <w:r/>
-            <w:r>
-              <w:t>L2</w:t>
-            </w:r>
-          </w:p>
-        </w:tc>
-        <w:tc>
-          <w:tcPr>
-            <w:tcW w:type="dxa" w:w="2902"/>
-          </w:tcPr>
-          <w:p>
-            <w:r/>
-            <w:r>
-              <w:t>Resource Readiness &amp; Support</w:t>
-            </w:r>
-          </w:p>
-        </w:tc>
-        <w:tc>
-          <w:tcPr>
-            <w:tcW w:type="dxa" w:w="3838"/>
-          </w:tcPr>
-          <w:p>
-            <w:r/>
-            <w:r>
-              <w:t>Manage resource infrastructure to ensure that appropriate application, computing and network resources are available and ready to support the Fulfillment, Assurance and Billing processes in instantiating and managing resource instances, and for monitoring and reporting on the capabilities and costs of the individual FAB processes.</w:t>
-            </w:r>
-          </w:p>
-        </w:tc>
-      </w:tr>
-      <w:tr>
-        <w:tc>
-          <w:tcPr>
-            <w:tcW w:type="dxa" w:w="1498"/>
-          </w:tcPr>
-          <w:p>
-            <w:r/>
-            <w:r>
-              <w:t>1.5.4.5</w:t>
-            </w:r>
-          </w:p>
-        </w:tc>
-        <w:tc>
-          <w:tcPr>
-            <w:tcW w:type="dxa" w:w="1123"/>
-          </w:tcPr>
-          <w:p>
-            <w:r/>
-            <w:r>
-              <w:t>L3</w:t>
-            </w:r>
-          </w:p>
-        </w:tc>
-        <w:tc>
-          <w:tcPr>
-            <w:tcW w:type="dxa" w:w="2902"/>
-          </w:tcPr>
-          <w:p>
-            <w:r/>
-            <w:r>
-              <w:t>Manage Resource Inventory</w:t>
-            </w:r>
-          </w:p>
-        </w:tc>
-        <w:tc>
-          <w:tcPr>
-            <w:tcW w:type="dxa" w:w="3838"/>
-          </w:tcPr>
-          <w:p>
-            <w:r/>
-            <w:r>
-              <w:t>Establish, manage and administer the enterprise's resource inventory, as embodied in the Resource Inventory Database, and monitor and report on the usage and access to the resource inventory, and the quality of the data maintained in it.</w:t>
-            </w:r>
-          </w:p>
-        </w:tc>
-      </w:tr>
-    </w:tbl>
-    <w:p/>
-    <w:p>
-      <w:pPr>
-        <w:pStyle w:val="Heading2"/>
-      </w:pPr>
-      <w:r>
-        <w:t>SID ABEs</w:t>
-      </w:r>
-    </w:p>
-    <w:p>
-      <w:r>
-        <w:t>SID ABEs this ODA Component is responsible for:</w:t>
-      </w:r>
-    </w:p>
-    <w:tbl>
-      <w:tblPr>
-        <w:tblStyle w:val="ScrollTableNormal"/>
-        <w:tblW w:type="auto" w:w="0"/>
-        <w:tblLayout w:type="autofit"/>
-        <w:tblLook w:val="04A0" w:firstRow="1" w:lastRow="0" w:firstColumn="0" w:lastColumn="0" w:noHBand="0" w:noVBand="1"/>
-        <w:tblBorders>
-          <w:top w:val="single" w:sz="4" w:space="0" w:color="999999"/>
-          <w:left w:val="single" w:sz="4" w:space="0" w:color="999999"/>
-          <w:bottom w:val="single" w:sz="4" w:space="0" w:color="999999"/>
-          <w:right w:val="single" w:sz="4" w:space="0" w:color="999999"/>
-          <w:insideH w:val="single" w:sz="4" w:space="0" w:color="999999"/>
-          <w:insideV w:val="single" w:sz="4" w:space="0" w:color="999999"/>
-        </w:tblBorders>
-      </w:tblPr>
-      <w:tblGrid>
-        <w:gridCol w:w="2124"/>
-        <w:gridCol w:w="2124"/>
-        <w:gridCol w:w="2124"/>
-        <w:gridCol w:w="2124"/>
-      </w:tblGrid>
-      <w:tr>
-        <w:trPr>
-          <w:tblHeader/>
-        </w:trPr>
-        <w:tc>
-          <w:tcPr>
-            <w:tcW w:type="dxa" w:w="1591"/>
-          </w:tcPr>
-          <w:p>
-            <w:r/>
-            <w:r>
-              <w:rPr>
-                <w:b/>
-              </w:rPr>
-              <w:t>SID ABE Level 1</w:t>
-            </w:r>
-          </w:p>
-        </w:tc>
-        <w:tc>
-          <w:tcPr>
-            <w:tcW w:type="dxa" w:w="2434"/>
-          </w:tcPr>
-          <w:p>
-            <w:r/>
-            <w:r>
-              <w:rPr>
-                <w:b/>
-              </w:rPr>
-              <w:t>SID ABE Level 2 (or set of BEs)</w:t>
-            </w:r>
-          </w:p>
-        </w:tc>
-        <w:tc>
-          <w:tcPr>
-            <w:tcW w:type="dxa" w:w="2995"/>
-          </w:tcPr>
-          <w:p>
-            <w:r/>
-            <w:r>
-              <w:rPr>
-                <w:b/>
-              </w:rPr>
-              <w:t>SID ABE L1 Definition</w:t>
-            </w:r>
-          </w:p>
-        </w:tc>
-        <w:tc>
-          <w:tcPr>
-            <w:tcW w:type="dxa" w:w="2340"/>
-          </w:tcPr>
-          <w:p>
-            <w:r/>
-            <w:r>
-              <w:rPr>
-                <w:b/>
-              </w:rPr>
-              <w:t>SID ABE L2 Definition</w:t>
-            </w:r>
-          </w:p>
-        </w:tc>
-      </w:tr>
-      <w:tr>
-        <w:tc>
-          <w:tcPr>
-            <w:tcW w:type="dxa" w:w="1591"/>
-          </w:tcPr>
-          <w:p>
-            <w:r/>
-            <w:r>
-              <w:t>Resource</w:t>
-            </w:r>
-          </w:p>
-        </w:tc>
-        <w:tc>
-          <w:tcPr>
-            <w:tcW w:type="dxa" w:w="2434"/>
-          </w:tcPr>
-          <w:p>
-            <w:r/>
-            <w:r/>
-          </w:p>
-        </w:tc>
-        <w:tc>
-          <w:tcPr>
-            <w:tcW w:type="dxa" w:w="2995"/>
-          </w:tcPr>
-          <w:p>
-            <w:r/>
-            <w:r>
-              <w:t>A Resource represents an instance of ResourceSpecification. The Resource ABE contains entities that are used to represent the three types of Resources: Logical, Physical and Compound Resources. The Resource carries the place where the Resource is installed, as well as configuration characteristics, such as assigned telephone numbers and internet addresses. The Resource also tracks the links to Product and/or Service realized.</w:t>
-            </w:r>
-          </w:p>
-        </w:tc>
-        <w:tc>
-          <w:tcPr>
-            <w:tcW w:type="dxa" w:w="2340"/>
-          </w:tcPr>
-          <w:p>
-            <w:r/>
-            <w:r>
-              <w:t>*(no description available)*</w:t>
-            </w:r>
-          </w:p>
-        </w:tc>
-      </w:tr>
-    </w:tbl>
-    <w:p/>
     <w:p>
       <w:pPr>
         <w:pStyle w:val="Heading2"/>
@@ -597,6 +267,336 @@
         <w:pStyle w:val="Heading2"/>
       </w:pPr>
       <w:r>
+        <w:t>eTOM business activities</w:t>
+      </w:r>
+    </w:p>
+    <w:p>
+      <w:r>
+        <w:t>eTOM business activities this ODA Component is responsible for:</w:t>
+      </w:r>
+    </w:p>
+    <w:tbl>
+      <w:tblPr>
+        <w:tblStyle w:val="ScrollTableNormal"/>
+        <w:tblW w:type="auto" w:w="0"/>
+        <w:tblLayout w:type="autofit"/>
+        <w:tblLook w:val="04A0" w:firstRow="1" w:lastRow="0" w:firstColumn="0" w:lastColumn="0" w:noHBand="0" w:noVBand="1"/>
+        <w:tblBorders>
+          <w:top w:val="single" w:sz="4" w:space="0" w:color="999999"/>
+          <w:left w:val="single" w:sz="4" w:space="0" w:color="999999"/>
+          <w:bottom w:val="single" w:sz="4" w:space="0" w:color="999999"/>
+          <w:right w:val="single" w:sz="4" w:space="0" w:color="999999"/>
+          <w:insideH w:val="single" w:sz="4" w:space="0" w:color="999999"/>
+          <w:insideV w:val="single" w:sz="4" w:space="0" w:color="999999"/>
+        </w:tblBorders>
+      </w:tblPr>
+      <w:tblGrid>
+        <w:gridCol w:w="2124"/>
+        <w:gridCol w:w="2124"/>
+        <w:gridCol w:w="2124"/>
+        <w:gridCol w:w="2124"/>
+      </w:tblGrid>
+      <w:tr>
+        <w:trPr>
+          <w:tblHeader/>
+        </w:trPr>
+        <w:tc>
+          <w:tcPr>
+            <w:tcW w:type="dxa" w:w="1498"/>
+          </w:tcPr>
+          <w:p>
+            <w:r/>
+            <w:r>
+              <w:rPr>
+                <w:b/>
+              </w:rPr>
+              <w:t>Identifier</w:t>
+            </w:r>
+          </w:p>
+        </w:tc>
+        <w:tc>
+          <w:tcPr>
+            <w:tcW w:type="dxa" w:w="1123"/>
+          </w:tcPr>
+          <w:p>
+            <w:r/>
+            <w:r>
+              <w:rPr>
+                <w:b/>
+              </w:rPr>
+              <w:t>Level</w:t>
+            </w:r>
+          </w:p>
+        </w:tc>
+        <w:tc>
+          <w:tcPr>
+            <w:tcW w:type="dxa" w:w="2902"/>
+          </w:tcPr>
+          <w:p>
+            <w:r/>
+            <w:r>
+              <w:rPr>
+                <w:b/>
+              </w:rPr>
+              <w:t>Business Activity Name</w:t>
+            </w:r>
+          </w:p>
+        </w:tc>
+        <w:tc>
+          <w:tcPr>
+            <w:tcW w:type="dxa" w:w="3838"/>
+          </w:tcPr>
+          <w:p>
+            <w:r/>
+            <w:r>
+              <w:rPr>
+                <w:b/>
+              </w:rPr>
+              <w:t>Description</w:t>
+            </w:r>
+          </w:p>
+        </w:tc>
+      </w:tr>
+      <w:tr>
+        <w:tc>
+          <w:tcPr>
+            <w:tcW w:type="dxa" w:w="1498"/>
+          </w:tcPr>
+          <w:p>
+            <w:r/>
+            <w:r>
+              <w:t>1.5.4</w:t>
+            </w:r>
+          </w:p>
+        </w:tc>
+        <w:tc>
+          <w:tcPr>
+            <w:tcW w:type="dxa" w:w="1123"/>
+          </w:tcPr>
+          <w:p>
+            <w:r/>
+            <w:r>
+              <w:t>L2</w:t>
+            </w:r>
+          </w:p>
+        </w:tc>
+        <w:tc>
+          <w:tcPr>
+            <w:tcW w:type="dxa" w:w="2902"/>
+          </w:tcPr>
+          <w:p>
+            <w:r/>
+            <w:r>
+              <w:t>Resource Readiness &amp; Support</w:t>
+            </w:r>
+          </w:p>
+        </w:tc>
+        <w:tc>
+          <w:tcPr>
+            <w:tcW w:type="dxa" w:w="3838"/>
+          </w:tcPr>
+          <w:p>
+            <w:r/>
+            <w:r>
+              <w:t>Manage resource infrastructure to ensure that appropriate application, computing and network resources are available and ready to support the Fulfillment, Assurance and Billing processes in instantiating and managing resource instances, and for monitoring and reporting on the capabilities and costs of the individual FAB processes.</w:t>
+            </w:r>
+          </w:p>
+        </w:tc>
+      </w:tr>
+      <w:tr>
+        <w:tc>
+          <w:tcPr>
+            <w:tcW w:type="dxa" w:w="1498"/>
+          </w:tcPr>
+          <w:p>
+            <w:r/>
+            <w:r>
+              <w:t>1.5.4.5</w:t>
+            </w:r>
+          </w:p>
+        </w:tc>
+        <w:tc>
+          <w:tcPr>
+            <w:tcW w:type="dxa" w:w="1123"/>
+          </w:tcPr>
+          <w:p>
+            <w:r/>
+            <w:r>
+              <w:t>L3</w:t>
+            </w:r>
+          </w:p>
+        </w:tc>
+        <w:tc>
+          <w:tcPr>
+            <w:tcW w:type="dxa" w:w="2902"/>
+          </w:tcPr>
+          <w:p>
+            <w:r/>
+            <w:r>
+              <w:t>Manage Resource Inventory</w:t>
+            </w:r>
+          </w:p>
+        </w:tc>
+        <w:tc>
+          <w:tcPr>
+            <w:tcW w:type="dxa" w:w="3838"/>
+          </w:tcPr>
+          <w:p>
+            <w:r/>
+            <w:r>
+              <w:t>Establish, manage and administer the enterprise's resource inventory, as embodied in the Resource Inventory Database, and monitor and report on the usage and access to the resource inventory, and the quality of the data maintained in it.</w:t>
+            </w:r>
+          </w:p>
+        </w:tc>
+      </w:tr>
+    </w:tbl>
+    <w:p/>
+    <w:p>
+      <w:pPr>
+        <w:pStyle w:val="Heading2"/>
+      </w:pPr>
+      <w:r>
+        <w:t>SID ABEs</w:t>
+      </w:r>
+    </w:p>
+    <w:p>
+      <w:r>
+        <w:t>SID ABEs this ODA Component is responsible for:</w:t>
+      </w:r>
+    </w:p>
+    <w:tbl>
+      <w:tblPr>
+        <w:tblStyle w:val="ScrollTableNormal"/>
+        <w:tblW w:type="auto" w:w="0"/>
+        <w:tblLayout w:type="autofit"/>
+        <w:tblLook w:val="04A0" w:firstRow="1" w:lastRow="0" w:firstColumn="0" w:lastColumn="0" w:noHBand="0" w:noVBand="1"/>
+        <w:tblBorders>
+          <w:top w:val="single" w:sz="4" w:space="0" w:color="999999"/>
+          <w:left w:val="single" w:sz="4" w:space="0" w:color="999999"/>
+          <w:bottom w:val="single" w:sz="4" w:space="0" w:color="999999"/>
+          <w:right w:val="single" w:sz="4" w:space="0" w:color="999999"/>
+          <w:insideH w:val="single" w:sz="4" w:space="0" w:color="999999"/>
+          <w:insideV w:val="single" w:sz="4" w:space="0" w:color="999999"/>
+        </w:tblBorders>
+      </w:tblPr>
+      <w:tblGrid>
+        <w:gridCol w:w="2124"/>
+        <w:gridCol w:w="2124"/>
+        <w:gridCol w:w="2124"/>
+        <w:gridCol w:w="2124"/>
+      </w:tblGrid>
+      <w:tr>
+        <w:trPr>
+          <w:tblHeader/>
+        </w:trPr>
+        <w:tc>
+          <w:tcPr>
+            <w:tcW w:type="dxa" w:w="1404"/>
+          </w:tcPr>
+          <w:p>
+            <w:r/>
+            <w:r>
+              <w:rPr>
+                <w:b/>
+              </w:rPr>
+              <w:t>SID ABE L1</w:t>
+            </w:r>
+          </w:p>
+        </w:tc>
+        <w:tc>
+          <w:tcPr>
+            <w:tcW w:type="dxa" w:w="3182"/>
+          </w:tcPr>
+          <w:p>
+            <w:r/>
+            <w:r>
+              <w:rPr>
+                <w:b/>
+              </w:rPr>
+              <w:t>SID ABE L1 Definition</w:t>
+            </w:r>
+          </w:p>
+        </w:tc>
+        <w:tc>
+          <w:tcPr>
+            <w:tcW w:type="dxa" w:w="2340"/>
+          </w:tcPr>
+          <w:p>
+            <w:r/>
+            <w:r>
+              <w:rPr>
+                <w:b/>
+              </w:rPr>
+              <w:t>SID ABE L2 (or set of BEs)</w:t>
+            </w:r>
+          </w:p>
+        </w:tc>
+        <w:tc>
+          <w:tcPr>
+            <w:tcW w:type="dxa" w:w="2434"/>
+          </w:tcPr>
+          <w:p>
+            <w:r/>
+            <w:r>
+              <w:rPr>
+                <w:b/>
+              </w:rPr>
+              <w:t>SID ABE L2 Definition</w:t>
+            </w:r>
+          </w:p>
+        </w:tc>
+      </w:tr>
+      <w:tr>
+        <w:tc>
+          <w:tcPr>
+            <w:tcW w:type="dxa" w:w="1404"/>
+          </w:tcPr>
+          <w:p>
+            <w:r/>
+            <w:r>
+              <w:t>Resource</w:t>
+            </w:r>
+          </w:p>
+        </w:tc>
+        <w:tc>
+          <w:tcPr>
+            <w:tcW w:type="dxa" w:w="3182"/>
+          </w:tcPr>
+          <w:p>
+            <w:r/>
+            <w:r>
+              <w:t>A Resource represents an instance of ResourceSpecification. The Resource ABE contains entities that are used to represent the three types of Resources: Logical, Physical and Compound Resources. The Resource carries the place where the Resource is installed, as well as configuration characteristics, such as assigned telephone numbers and internet addresses. The Resource also tracks the links to Product and/or Service realized.</w:t>
+            </w:r>
+          </w:p>
+        </w:tc>
+        <w:tc>
+          <w:tcPr>
+            <w:tcW w:type="dxa" w:w="2340"/>
+          </w:tcPr>
+          <w:p>
+            <w:r/>
+            <w:r/>
+          </w:p>
+        </w:tc>
+        <w:tc>
+          <w:tcPr>
+            <w:tcW w:type="dxa" w:w="2434"/>
+          </w:tcPr>
+          <w:p>
+            <w:r/>
+            <w:r>
+              <w:t>*(no description available)*</w:t>
+            </w:r>
+          </w:p>
+        </w:tc>
+      </w:tr>
+    </w:tbl>
+    <w:p/>
+    <w:p>
+      <w:pPr>
+        <w:pStyle w:val="Heading2"/>
+      </w:pPr>
+      <w:r>
         <w:t>Functional Framework Functions</w:t>
       </w:r>
     </w:p>
@@ -656,7 +656,35 @@
         </w:tc>
         <w:tc>
           <w:tcPr>
+            <w:tcW w:type="dxa" w:w="1685"/>
+          </w:tcPr>
+          <w:p>
+            <w:r/>
+            <w:r>
+              <w:rPr>
+                <w:b/>
+              </w:rPr>
+              <w:t>Aggregate Function Level 1</w:t>
+            </w:r>
+          </w:p>
+        </w:tc>
+        <w:tc>
+          <w:tcPr>
             <w:tcW w:type="dxa" w:w="2153"/>
+          </w:tcPr>
+          <w:p>
+            <w:r/>
+            <w:r>
+              <w:rPr>
+                <w:b/>
+              </w:rPr>
+              <w:t>Aggregate Function Level 2</w:t>
+            </w:r>
+          </w:p>
+        </w:tc>
+        <w:tc>
+          <w:tcPr>
+            <w:tcW w:type="dxa" w:w="2246"/>
           </w:tcPr>
           <w:p>
             <w:r/>
@@ -668,34 +696,6 @@
             </w:r>
           </w:p>
         </w:tc>
-        <w:tc>
-          <w:tcPr>
-            <w:tcW w:type="dxa" w:w="1685"/>
-          </w:tcPr>
-          <w:p>
-            <w:r/>
-            <w:r>
-              <w:rPr>
-                <w:b/>
-              </w:rPr>
-              <w:t>Aggregate Function Level 1</w:t>
-            </w:r>
-          </w:p>
-        </w:tc>
-        <w:tc>
-          <w:tcPr>
-            <w:tcW w:type="dxa" w:w="2246"/>
-          </w:tcPr>
-          <w:p>
-            <w:r/>
-            <w:r>
-              <w:rPr>
-                <w:b/>
-              </w:rPr>
-              <w:t>Aggregate Function Level 2</w:t>
-            </w:r>
-          </w:p>
-        </w:tc>
       </w:tr>
       <w:tr>
         <w:tc>
@@ -722,34 +722,34 @@
         </w:tc>
         <w:tc>
           <w:tcPr>
+            <w:tcW w:type="dxa" w:w="1685"/>
+          </w:tcPr>
+          <w:p>
+            <w:r/>
+            <w:r>
+              <w:t>Resource Management</w:t>
+            </w:r>
+          </w:p>
+        </w:tc>
+        <w:tc>
+          <w:tcPr>
             <w:tcW w:type="dxa" w:w="2153"/>
           </w:tcPr>
           <w:p>
             <w:r/>
             <w:r>
+              <w:t>Resource Repository Management</w:t>
+            </w:r>
+          </w:p>
+        </w:tc>
+        <w:tc>
+          <w:tcPr>
+            <w:tcW w:type="dxa" w:w="2246"/>
+          </w:tcPr>
+          <w:p>
+            <w:r/>
+            <w:r>
               <w:t>Physical Implementation Information Capturing provide levels of implementation details that tactical planning does not need to specify, such as duct routes and the frame appearances of device ports.</w:t>
-            </w:r>
-          </w:p>
-        </w:tc>
-        <w:tc>
-          <w:tcPr>
-            <w:tcW w:type="dxa" w:w="1685"/>
-          </w:tcPr>
-          <w:p>
-            <w:r/>
-            <w:r>
-              <w:t>Resource Management</w:t>
-            </w:r>
-          </w:p>
-        </w:tc>
-        <w:tc>
-          <w:tcPr>
-            <w:tcW w:type="dxa" w:w="2246"/>
-          </w:tcPr>
-          <w:p>
-            <w:r/>
-            <w:r>
-              <w:t>Resource Repository Management</w:t>
             </w:r>
           </w:p>
         </w:tc>
@@ -779,34 +779,34 @@
         </w:tc>
         <w:tc>
           <w:tcPr>
+            <w:tcW w:type="dxa" w:w="1685"/>
+          </w:tcPr>
+          <w:p>
+            <w:r/>
+            <w:r>
+              <w:t>Resource Management</w:t>
+            </w:r>
+          </w:p>
+        </w:tc>
+        <w:tc>
+          <w:tcPr>
             <w:tcW w:type="dxa" w:w="2153"/>
           </w:tcPr>
           <w:p>
             <w:r/>
             <w:r>
+              <w:t>Resource Repository Management</w:t>
+            </w:r>
+          </w:p>
+        </w:tc>
+        <w:tc>
+          <w:tcPr>
+            <w:tcW w:type="dxa" w:w="2246"/>
+          </w:tcPr>
+          <w:p>
+            <w:r/>
+            <w:r>
               <w:t>Network Overviews Presentation provides a more generalized view of the network than found in resource management.</w:t>
-            </w:r>
-          </w:p>
-        </w:tc>
-        <w:tc>
-          <w:tcPr>
-            <w:tcW w:type="dxa" w:w="1685"/>
-          </w:tcPr>
-          <w:p>
-            <w:r/>
-            <w:r>
-              <w:t>Resource Management</w:t>
-            </w:r>
-          </w:p>
-        </w:tc>
-        <w:tc>
-          <w:tcPr>
-            <w:tcW w:type="dxa" w:w="2246"/>
-          </w:tcPr>
-          <w:p>
-            <w:r/>
-            <w:r>
-              <w:t>Resource Repository Management</w:t>
             </w:r>
           </w:p>
         </w:tc>
@@ -836,34 +836,34 @@
         </w:tc>
         <w:tc>
           <w:tcPr>
+            <w:tcW w:type="dxa" w:w="1685"/>
+          </w:tcPr>
+          <w:p>
+            <w:r/>
+            <w:r>
+              <w:t>Resource Management</w:t>
+            </w:r>
+          </w:p>
+        </w:tc>
+        <w:tc>
+          <w:tcPr>
             <w:tcW w:type="dxa" w:w="2153"/>
           </w:tcPr>
           <w:p>
             <w:r/>
             <w:r>
+              <w:t>Resource Repository Management</w:t>
+            </w:r>
+          </w:p>
+        </w:tc>
+        <w:tc>
+          <w:tcPr>
+            <w:tcW w:type="dxa" w:w="2246"/>
+          </w:tcPr>
+          <w:p>
+            <w:r/>
+            <w:r>
               <w:t>Resource Configuration Change Logging - Collects and Records the history of configuration changes</w:t>
-            </w:r>
-          </w:p>
-        </w:tc>
-        <w:tc>
-          <w:tcPr>
-            <w:tcW w:type="dxa" w:w="1685"/>
-          </w:tcPr>
-          <w:p>
-            <w:r/>
-            <w:r>
-              <w:t>Resource Management</w:t>
-            </w:r>
-          </w:p>
-        </w:tc>
-        <w:tc>
-          <w:tcPr>
-            <w:tcW w:type="dxa" w:w="2246"/>
-          </w:tcPr>
-          <w:p>
-            <w:r/>
-            <w:r>
-              <w:t>Resource Repository Management</w:t>
             </w:r>
           </w:p>
         </w:tc>
@@ -893,34 +893,34 @@
         </w:tc>
         <w:tc>
           <w:tcPr>
+            <w:tcW w:type="dxa" w:w="1685"/>
+          </w:tcPr>
+          <w:p>
+            <w:r/>
+            <w:r>
+              <w:t>Resource Management</w:t>
+            </w:r>
+          </w:p>
+        </w:tc>
+        <w:tc>
+          <w:tcPr>
             <w:tcW w:type="dxa" w:w="2153"/>
           </w:tcPr>
           <w:p>
             <w:r/>
             <w:r>
+              <w:t>Resource Repository Management</w:t>
+            </w:r>
+          </w:p>
+        </w:tc>
+        <w:tc>
+          <w:tcPr>
+            <w:tcW w:type="dxa" w:w="2246"/>
+          </w:tcPr>
+          <w:p>
+            <w:r/>
+            <w:r>
               <w:t>Resource Configuration Management provides configuration database and management of the configurations of the individual resources.</w:t>
-            </w:r>
-          </w:p>
-        </w:tc>
-        <w:tc>
-          <w:tcPr>
-            <w:tcW w:type="dxa" w:w="1685"/>
-          </w:tcPr>
-          <w:p>
-            <w:r/>
-            <w:r>
-              <w:t>Resource Management</w:t>
-            </w:r>
-          </w:p>
-        </w:tc>
-        <w:tc>
-          <w:tcPr>
-            <w:tcW w:type="dxa" w:w="2246"/>
-          </w:tcPr>
-          <w:p>
-            <w:r/>
-            <w:r>
-              <w:t>Resource Repository Management</w:t>
             </w:r>
           </w:p>
         </w:tc>
@@ -950,34 +950,34 @@
         </w:tc>
         <w:tc>
           <w:tcPr>
+            <w:tcW w:type="dxa" w:w="1685"/>
+          </w:tcPr>
+          <w:p>
+            <w:r/>
+            <w:r>
+              <w:t>Resource Management</w:t>
+            </w:r>
+          </w:p>
+        </w:tc>
+        <w:tc>
+          <w:tcPr>
             <w:tcW w:type="dxa" w:w="2153"/>
           </w:tcPr>
           <w:p>
             <w:r/>
             <w:r>
+              <w:t>Resource Repository Management</w:t>
+            </w:r>
+          </w:p>
+        </w:tc>
+        <w:tc>
+          <w:tcPr>
+            <w:tcW w:type="dxa" w:w="2246"/>
+          </w:tcPr>
+          <w:p>
+            <w:r/>
+            <w:r>
               <w:t>Resource Topology Verification works with the Inventory Management functions to ensure that the topology reflected in its database is in sync with that in the Inventory Management Systems.</w:t>
-            </w:r>
-          </w:p>
-        </w:tc>
-        <w:tc>
-          <w:tcPr>
-            <w:tcW w:type="dxa" w:w="1685"/>
-          </w:tcPr>
-          <w:p>
-            <w:r/>
-            <w:r>
-              <w:t>Resource Management</w:t>
-            </w:r>
-          </w:p>
-        </w:tc>
-        <w:tc>
-          <w:tcPr>
-            <w:tcW w:type="dxa" w:w="2246"/>
-          </w:tcPr>
-          <w:p>
-            <w:r/>
-            <w:r>
-              <w:t>Resource Repository Management</w:t>
             </w:r>
           </w:p>
         </w:tc>
@@ -1007,34 +1007,34 @@
         </w:tc>
         <w:tc>
           <w:tcPr>
+            <w:tcW w:type="dxa" w:w="1685"/>
+          </w:tcPr>
+          <w:p>
+            <w:r/>
+            <w:r>
+              <w:t>Resource Management</w:t>
+            </w:r>
+          </w:p>
+        </w:tc>
+        <w:tc>
+          <w:tcPr>
             <w:tcW w:type="dxa" w:w="2153"/>
           </w:tcPr>
           <w:p>
             <w:r/>
             <w:r>
+              <w:t>Resource Repository Management</w:t>
+            </w:r>
+          </w:p>
+        </w:tc>
+        <w:tc>
+          <w:tcPr>
+            <w:tcW w:type="dxa" w:w="2246"/>
+          </w:tcPr>
+          <w:p>
+            <w:r/>
+            <w:r>
               <w:t>Resource Information Model creation function allows Service Providers to create information base in the resource inventory of the managed resources along its attributes. This function uses the standardized information model (e.g. TM Forum Information Framework) for the resources to be managed. The specific details will depend on the particular resources (e.g., particular types of managed elements and equipments) and associated technologies.</w:t>
-            </w:r>
-          </w:p>
-        </w:tc>
-        <w:tc>
-          <w:tcPr>
-            <w:tcW w:type="dxa" w:w="1685"/>
-          </w:tcPr>
-          <w:p>
-            <w:r/>
-            <w:r>
-              <w:t>Resource Management</w:t>
-            </w:r>
-          </w:p>
-        </w:tc>
-        <w:tc>
-          <w:tcPr>
-            <w:tcW w:type="dxa" w:w="2246"/>
-          </w:tcPr>
-          <w:p>
-            <w:r/>
-            <w:r>
-              <w:t>Resource Repository Management</w:t>
             </w:r>
           </w:p>
         </w:tc>
@@ -1064,34 +1064,34 @@
         </w:tc>
         <w:tc>
           <w:tcPr>
+            <w:tcW w:type="dxa" w:w="1685"/>
+          </w:tcPr>
+          <w:p>
+            <w:r/>
+            <w:r>
+              <w:t>Resource Management</w:t>
+            </w:r>
+          </w:p>
+        </w:tc>
+        <w:tc>
+          <w:tcPr>
             <w:tcW w:type="dxa" w:w="2153"/>
           </w:tcPr>
           <w:p>
             <w:r/>
             <w:r>
+              <w:t>Resource Repository Management</w:t>
+            </w:r>
+          </w:p>
+        </w:tc>
+        <w:tc>
+          <w:tcPr>
+            <w:tcW w:type="dxa" w:w="2246"/>
+          </w:tcPr>
+          <w:p>
+            <w:r/>
+            <w:r>
               <w:t>This function allows for client operations support (service assurance and billing systems) to retrieve part or all of the resource inventory known to the target OSS. This feature may allow the following selection criteria: / • retrieval of a specified set of one or more sub-trees / • exclusion or inclusion of specified object types from the selected sub-tree / • further filtering based on attribute matching / • retrieval of only the object instances that have been modified after a provided date and time / • For the selected objects, this feature may allow the client operations support (service assurance and billing systems) to specify what specific attributes and relationships shall be returned. This (the attributes and relationships to be returned) would be the same for all objects of the same type.</w:t>
-            </w:r>
-          </w:p>
-        </w:tc>
-        <w:tc>
-          <w:tcPr>
-            <w:tcW w:type="dxa" w:w="1685"/>
-          </w:tcPr>
-          <w:p>
-            <w:r/>
-            <w:r>
-              <w:t>Resource Management</w:t>
-            </w:r>
-          </w:p>
-        </w:tc>
-        <w:tc>
-          <w:tcPr>
-            <w:tcW w:type="dxa" w:w="2246"/>
-          </w:tcPr>
-          <w:p>
-            <w:r/>
-            <w:r>
-              <w:t>Resource Repository Management</w:t>
             </w:r>
           </w:p>
         </w:tc>
@@ -1121,34 +1121,34 @@
         </w:tc>
         <w:tc>
           <w:tcPr>
+            <w:tcW w:type="dxa" w:w="1685"/>
+          </w:tcPr>
+          <w:p>
+            <w:r/>
+            <w:r>
+              <w:t>Resource Management</w:t>
+            </w:r>
+          </w:p>
+        </w:tc>
+        <w:tc>
+          <w:tcPr>
             <w:tcW w:type="dxa" w:w="2153"/>
           </w:tcPr>
           <w:p>
             <w:r/>
             <w:r>
+              <w:t>Resource Repository Management</w:t>
+            </w:r>
+          </w:p>
+        </w:tc>
+        <w:tc>
+          <w:tcPr>
+            <w:tcW w:type="dxa" w:w="2246"/>
+          </w:tcPr>
+          <w:p>
+            <w:r/>
+            <w:r>
               <w:t>Resource Repository Updating function entails update of the resource Repository based on a provided collection of updates. The expectation is that the Repository is updated as requested, but no other side effects are expected (e.g., creating a Sub Network Connection (SNC) in the network). This is a key point concerning this capability. The Repository update request can involve addition (new object), modification (change to an existing object) or deletion (removal of an object).</w:t>
-            </w:r>
-          </w:p>
-        </w:tc>
-        <w:tc>
-          <w:tcPr>
-            <w:tcW w:type="dxa" w:w="1685"/>
-          </w:tcPr>
-          <w:p>
-            <w:r/>
-            <w:r>
-              <w:t>Resource Management</w:t>
-            </w:r>
-          </w:p>
-        </w:tc>
-        <w:tc>
-          <w:tcPr>
-            <w:tcW w:type="dxa" w:w="2246"/>
-          </w:tcPr>
-          <w:p>
-            <w:r/>
-            <w:r>
-              <w:t>Resource Repository Management</w:t>
             </w:r>
           </w:p>
         </w:tc>
@@ -1178,34 +1178,34 @@
         </w:tc>
         <w:tc>
           <w:tcPr>
+            <w:tcW w:type="dxa" w:w="1685"/>
+          </w:tcPr>
+          <w:p>
+            <w:r/>
+            <w:r>
+              <w:t>Resource Management</w:t>
+            </w:r>
+          </w:p>
+        </w:tc>
+        <w:tc>
+          <w:tcPr>
             <w:tcW w:type="dxa" w:w="2153"/>
           </w:tcPr>
           <w:p>
             <w:r/>
             <w:r>
+              <w:t>Resource Repository Management</w:t>
+            </w:r>
+          </w:p>
+        </w:tc>
+        <w:tc>
+          <w:tcPr>
+            <w:tcW w:type="dxa" w:w="2246"/>
+          </w:tcPr>
+          <w:p>
+            <w:r/>
+            <w:r>
               <w:t>Resource Inventory Update Notification function entails the generation of inventory update notifications based on changes to the inventory: Notifications concerning object creation, object deletion and attribute value changes to other systems. / • Single Entity Notifications – in this variation of the feature, each notification pertains to only one entity, e.g., an equipment instance / • Multi-entity Notifications – in this variation of the feature, a single notification may report on inventory changes for multiple entities. / • Notification Suppression – in this variation of the feature, each notification pertains to only one entity.</w:t>
-            </w:r>
-          </w:p>
-        </w:tc>
-        <w:tc>
-          <w:tcPr>
-            <w:tcW w:type="dxa" w:w="1685"/>
-          </w:tcPr>
-          <w:p>
-            <w:r/>
-            <w:r>
-              <w:t>Resource Management</w:t>
-            </w:r>
-          </w:p>
-        </w:tc>
-        <w:tc>
-          <w:tcPr>
-            <w:tcW w:type="dxa" w:w="2246"/>
-          </w:tcPr>
-          <w:p>
-            <w:r/>
-            <w:r>
-              <w:t>Resource Repository Management</w:t>
             </w:r>
           </w:p>
         </w:tc>
@@ -1235,34 +1235,34 @@
         </w:tc>
         <w:tc>
           <w:tcPr>
+            <w:tcW w:type="dxa" w:w="1685"/>
+          </w:tcPr>
+          <w:p>
+            <w:r/>
+            <w:r>
+              <w:t>Resource Management</w:t>
+            </w:r>
+          </w:p>
+        </w:tc>
+        <w:tc>
+          <w:tcPr>
             <w:tcW w:type="dxa" w:w="2153"/>
           </w:tcPr>
           <w:p>
             <w:r/>
             <w:r>
+              <w:t>Resource Repository Management</w:t>
+            </w:r>
+          </w:p>
+        </w:tc>
+        <w:tc>
+          <w:tcPr>
+            <w:tcW w:type="dxa" w:w="2246"/>
+          </w:tcPr>
+          <w:p>
+            <w:r/>
+            <w:r>
               <w:t>Voucher Reporting function for querying and reporting of voucher related data</w:t>
-            </w:r>
-          </w:p>
-        </w:tc>
-        <w:tc>
-          <w:tcPr>
-            <w:tcW w:type="dxa" w:w="1685"/>
-          </w:tcPr>
-          <w:p>
-            <w:r/>
-            <w:r>
-              <w:t>Resource Management</w:t>
-            </w:r>
-          </w:p>
-        </w:tc>
-        <w:tc>
-          <w:tcPr>
-            <w:tcW w:type="dxa" w:w="2246"/>
-          </w:tcPr>
-          <w:p>
-            <w:r/>
-            <w:r>
-              <w:t>Resource Repository Management</w:t>
             </w:r>
           </w:p>
         </w:tc>
@@ -1292,34 +1292,34 @@
         </w:tc>
         <w:tc>
           <w:tcPr>
+            <w:tcW w:type="dxa" w:w="1685"/>
+          </w:tcPr>
+          <w:p>
+            <w:r/>
+            <w:r>
+              <w:t>Resource Management</w:t>
+            </w:r>
+          </w:p>
+        </w:tc>
+        <w:tc>
+          <w:tcPr>
             <w:tcW w:type="dxa" w:w="2153"/>
           </w:tcPr>
           <w:p>
             <w:r/>
             <w:r>
+              <w:t>Resource Repository Management</w:t>
+            </w:r>
+          </w:p>
+        </w:tc>
+        <w:tc>
+          <w:tcPr>
+            <w:tcW w:type="dxa" w:w="2246"/>
+          </w:tcPr>
+          <w:p>
+            <w:r/>
+            <w:r>
               <w:t>Voucher Life Cycle Management including activation, locking, expiration and maintenance of purchased vouchers.</w:t>
-            </w:r>
-          </w:p>
-        </w:tc>
-        <w:tc>
-          <w:tcPr>
-            <w:tcW w:type="dxa" w:w="1685"/>
-          </w:tcPr>
-          <w:p>
-            <w:r/>
-            <w:r>
-              <w:t>Resource Management</w:t>
-            </w:r>
-          </w:p>
-        </w:tc>
-        <w:tc>
-          <w:tcPr>
-            <w:tcW w:type="dxa" w:w="2246"/>
-          </w:tcPr>
-          <w:p>
-            <w:r/>
-            <w:r>
-              <w:t>Resource Repository Management</w:t>
             </w:r>
           </w:p>
         </w:tc>
@@ -1349,34 +1349,34 @@
         </w:tc>
         <w:tc>
           <w:tcPr>
+            <w:tcW w:type="dxa" w:w="1685"/>
+          </w:tcPr>
+          <w:p>
+            <w:r/>
+            <w:r>
+              <w:t>Resource Management</w:t>
+            </w:r>
+          </w:p>
+        </w:tc>
+        <w:tc>
+          <w:tcPr>
             <w:tcW w:type="dxa" w:w="2153"/>
           </w:tcPr>
           <w:p>
             <w:r/>
             <w:r>
+              <w:t>Resource Repository Management</w:t>
+            </w:r>
+          </w:p>
+        </w:tc>
+        <w:tc>
+          <w:tcPr>
+            <w:tcW w:type="dxa" w:w="2246"/>
+          </w:tcPr>
+          <w:p>
+            <w:r/>
+            <w:r>
               <w:t>Resource Data Inventory Synchronization is the function that ensure OSS Inventory data generated in each function is available to other functions as required.</w:t>
-            </w:r>
-          </w:p>
-        </w:tc>
-        <w:tc>
-          <w:tcPr>
-            <w:tcW w:type="dxa" w:w="1685"/>
-          </w:tcPr>
-          <w:p>
-            <w:r/>
-            <w:r>
-              <w:t>Resource Management</w:t>
-            </w:r>
-          </w:p>
-        </w:tc>
-        <w:tc>
-          <w:tcPr>
-            <w:tcW w:type="dxa" w:w="2246"/>
-          </w:tcPr>
-          <w:p>
-            <w:r/>
-            <w:r>
-              <w:t>Resource Repository Management</w:t>
             </w:r>
           </w:p>
         </w:tc>
@@ -1406,34 +1406,34 @@
         </w:tc>
         <w:tc>
           <w:tcPr>
+            <w:tcW w:type="dxa" w:w="1685"/>
+          </w:tcPr>
+          <w:p>
+            <w:r/>
+            <w:r>
+              <w:t>Resource Management</w:t>
+            </w:r>
+          </w:p>
+        </w:tc>
+        <w:tc>
+          <w:tcPr>
             <w:tcW w:type="dxa" w:w="2153"/>
           </w:tcPr>
           <w:p>
             <w:r/>
             <w:r>
+              <w:t>Regulated Logical Resources Management</w:t>
+            </w:r>
+          </w:p>
+        </w:tc>
+        <w:tc>
+          <w:tcPr>
+            <w:tcW w:type="dxa" w:w="2246"/>
+          </w:tcPr>
+          <w:p>
+            <w:r/>
+            <w:r>
               <w:t>Manages the aging of numbers before they can be re-assigned.</w:t>
-            </w:r>
-          </w:p>
-        </w:tc>
-        <w:tc>
-          <w:tcPr>
-            <w:tcW w:type="dxa" w:w="1685"/>
-          </w:tcPr>
-          <w:p>
-            <w:r/>
-            <w:r>
-              <w:t>Resource Management</w:t>
-            </w:r>
-          </w:p>
-        </w:tc>
-        <w:tc>
-          <w:tcPr>
-            <w:tcW w:type="dxa" w:w="2246"/>
-          </w:tcPr>
-          <w:p>
-            <w:r/>
-            <w:r>
-              <w:t>Regulated Logical Resources Management</w:t>
             </w:r>
           </w:p>
         </w:tc>
@@ -1463,34 +1463,34 @@
         </w:tc>
         <w:tc>
           <w:tcPr>
+            <w:tcW w:type="dxa" w:w="1685"/>
+          </w:tcPr>
+          <w:p>
+            <w:r/>
+            <w:r>
+              <w:t>Resource Management</w:t>
+            </w:r>
+          </w:p>
+        </w:tc>
+        <w:tc>
+          <w:tcPr>
             <w:tcW w:type="dxa" w:w="2153"/>
           </w:tcPr>
           <w:p>
             <w:r/>
             <w:r>
+              <w:t>Regulated Logical Resources Management</w:t>
+            </w:r>
+          </w:p>
+        </w:tc>
+        <w:tc>
+          <w:tcPr>
+            <w:tcW w:type="dxa" w:w="2246"/>
+          </w:tcPr>
+          <w:p>
+            <w:r/>
+            <w:r>
               <w:t>Number Assigning manages the assignment of numbers for usage.</w:t>
-            </w:r>
-          </w:p>
-        </w:tc>
-        <w:tc>
-          <w:tcPr>
-            <w:tcW w:type="dxa" w:w="1685"/>
-          </w:tcPr>
-          <w:p>
-            <w:r/>
-            <w:r>
-              <w:t>Resource Management</w:t>
-            </w:r>
-          </w:p>
-        </w:tc>
-        <w:tc>
-          <w:tcPr>
-            <w:tcW w:type="dxa" w:w="2246"/>
-          </w:tcPr>
-          <w:p>
-            <w:r/>
-            <w:r>
-              <w:t>Regulated Logical Resources Management</w:t>
             </w:r>
           </w:p>
         </w:tc>
@@ -1520,34 +1520,34 @@
         </w:tc>
         <w:tc>
           <w:tcPr>
+            <w:tcW w:type="dxa" w:w="1685"/>
+          </w:tcPr>
+          <w:p>
+            <w:r/>
+            <w:r>
+              <w:t>Resource Management</w:t>
+            </w:r>
+          </w:p>
+        </w:tc>
+        <w:tc>
+          <w:tcPr>
             <w:tcW w:type="dxa" w:w="2153"/>
           </w:tcPr>
           <w:p>
             <w:r/>
             <w:r>
+              <w:t>Regulated Logical Resources Management</w:t>
+            </w:r>
+          </w:p>
+        </w:tc>
+        <w:tc>
+          <w:tcPr>
+            <w:tcW w:type="dxa" w:w="2246"/>
+          </w:tcPr>
+          <w:p>
+            <w:r/>
+            <w:r>
               <w:t>Number Searching provides the means to search the number inventory.</w:t>
-            </w:r>
-          </w:p>
-        </w:tc>
-        <w:tc>
-          <w:tcPr>
-            <w:tcW w:type="dxa" w:w="1685"/>
-          </w:tcPr>
-          <w:p>
-            <w:r/>
-            <w:r>
-              <w:t>Resource Management</w:t>
-            </w:r>
-          </w:p>
-        </w:tc>
-        <w:tc>
-          <w:tcPr>
-            <w:tcW w:type="dxa" w:w="2246"/>
-          </w:tcPr>
-          <w:p>
-            <w:r/>
-            <w:r>
-              <w:t>Regulated Logical Resources Management</w:t>
             </w:r>
           </w:p>
         </w:tc>
@@ -1577,34 +1577,34 @@
         </w:tc>
         <w:tc>
           <w:tcPr>
+            <w:tcW w:type="dxa" w:w="1685"/>
+          </w:tcPr>
+          <w:p>
+            <w:r/>
+            <w:r>
+              <w:t>Resource Management</w:t>
+            </w:r>
+          </w:p>
+        </w:tc>
+        <w:tc>
+          <w:tcPr>
             <w:tcW w:type="dxa" w:w="2153"/>
           </w:tcPr>
           <w:p>
             <w:r/>
             <w:r>
+              <w:t>Regulated Logical Resources Management</w:t>
+            </w:r>
+          </w:p>
+        </w:tc>
+        <w:tc>
+          <w:tcPr>
+            <w:tcW w:type="dxa" w:w="2246"/>
+          </w:tcPr>
+          <w:p>
+            <w:r/>
+            <w:r>
               <w:t>Provides functionality to track numbers and perform number reporting.</w:t>
-            </w:r>
-          </w:p>
-        </w:tc>
-        <w:tc>
-          <w:tcPr>
-            <w:tcW w:type="dxa" w:w="1685"/>
-          </w:tcPr>
-          <w:p>
-            <w:r/>
-            <w:r>
-              <w:t>Resource Management</w:t>
-            </w:r>
-          </w:p>
-        </w:tc>
-        <w:tc>
-          <w:tcPr>
-            <w:tcW w:type="dxa" w:w="2246"/>
-          </w:tcPr>
-          <w:p>
-            <w:r/>
-            <w:r>
-              <w:t>Regulated Logical Resources Management</w:t>
             </w:r>
           </w:p>
         </w:tc>
@@ -1634,34 +1634,34 @@
         </w:tc>
         <w:tc>
           <w:tcPr>
+            <w:tcW w:type="dxa" w:w="1685"/>
+          </w:tcPr>
+          <w:p>
+            <w:r/>
+            <w:r>
+              <w:t>Resource Management</w:t>
+            </w:r>
+          </w:p>
+        </w:tc>
+        <w:tc>
+          <w:tcPr>
             <w:tcW w:type="dxa" w:w="2153"/>
           </w:tcPr>
           <w:p>
             <w:r/>
             <w:r>
+              <w:t>Regulated Logical Resources Management</w:t>
+            </w:r>
+          </w:p>
+        </w:tc>
+        <w:tc>
+          <w:tcPr>
+            <w:tcW w:type="dxa" w:w="2246"/>
+          </w:tcPr>
+          <w:p>
+            <w:r/>
+            <w:r>
               <w:t>Number Portability Orchestration is a communication mechanism that ensures the Resource Number orders activation according to a criteria set, allowing in this way the correct execution of orders.</w:t>
-            </w:r>
-          </w:p>
-        </w:tc>
-        <w:tc>
-          <w:tcPr>
-            <w:tcW w:type="dxa" w:w="1685"/>
-          </w:tcPr>
-          <w:p>
-            <w:r/>
-            <w:r>
-              <w:t>Resource Management</w:t>
-            </w:r>
-          </w:p>
-        </w:tc>
-        <w:tc>
-          <w:tcPr>
-            <w:tcW w:type="dxa" w:w="2246"/>
-          </w:tcPr>
-          <w:p>
-            <w:r/>
-            <w:r>
-              <w:t>Regulated Logical Resources Management</w:t>
             </w:r>
           </w:p>
         </w:tc>
@@ -1691,34 +1691,34 @@
         </w:tc>
         <w:tc>
           <w:tcPr>
+            <w:tcW w:type="dxa" w:w="1685"/>
+          </w:tcPr>
+          <w:p>
+            <w:r/>
+            <w:r>
+              <w:t>Resource Management</w:t>
+            </w:r>
+          </w:p>
+        </w:tc>
+        <w:tc>
+          <w:tcPr>
             <w:tcW w:type="dxa" w:w="2153"/>
           </w:tcPr>
           <w:p>
             <w:r/>
             <w:r>
+              <w:t>Regulated Logical Resources Management</w:t>
+            </w:r>
+          </w:p>
+        </w:tc>
+        <w:tc>
+          <w:tcPr>
+            <w:tcW w:type="dxa" w:w="2246"/>
+          </w:tcPr>
+          <w:p>
+            <w:r/>
+            <w:r>
               <w:t>Number Portability Risk &amp; Effectiveness Management for determine of threats, risks and control of fulfillment, in order to comply with the execution of all Resource Number Portability orders.</w:t>
-            </w:r>
-          </w:p>
-        </w:tc>
-        <w:tc>
-          <w:tcPr>
-            <w:tcW w:type="dxa" w:w="1685"/>
-          </w:tcPr>
-          <w:p>
-            <w:r/>
-            <w:r>
-              <w:t>Resource Management</w:t>
-            </w:r>
-          </w:p>
-        </w:tc>
-        <w:tc>
-          <w:tcPr>
-            <w:tcW w:type="dxa" w:w="2246"/>
-          </w:tcPr>
-          <w:p>
-            <w:r/>
-            <w:r>
-              <w:t>Regulated Logical Resources Management</w:t>
             </w:r>
           </w:p>
         </w:tc>
@@ -1748,34 +1748,34 @@
         </w:tc>
         <w:tc>
           <w:tcPr>
+            <w:tcW w:type="dxa" w:w="1685"/>
+          </w:tcPr>
+          <w:p>
+            <w:r/>
+            <w:r>
+              <w:t>Resource Management</w:t>
+            </w:r>
+          </w:p>
+        </w:tc>
+        <w:tc>
+          <w:tcPr>
             <w:tcW w:type="dxa" w:w="2153"/>
           </w:tcPr>
           <w:p>
             <w:r/>
             <w:r>
+              <w:t>Regulated Logical Resources Management</w:t>
+            </w:r>
+          </w:p>
+        </w:tc>
+        <w:tc>
+          <w:tcPr>
+            <w:tcW w:type="dxa" w:w="2246"/>
+          </w:tcPr>
+          <w:p>
+            <w:r/>
+            <w:r>
               <w:t>Number Portability Validation can perform calculations that determine whether the information received is reliable, safe and contains the minimum information required during implementation, enabling with this the Resource Number Portability orders rejection for those who do not comply with the defined criteria.</w:t>
-            </w:r>
-          </w:p>
-        </w:tc>
-        <w:tc>
-          <w:tcPr>
-            <w:tcW w:type="dxa" w:w="1685"/>
-          </w:tcPr>
-          <w:p>
-            <w:r/>
-            <w:r>
-              <w:t>Resource Management</w:t>
-            </w:r>
-          </w:p>
-        </w:tc>
-        <w:tc>
-          <w:tcPr>
-            <w:tcW w:type="dxa" w:w="2246"/>
-          </w:tcPr>
-          <w:p>
-            <w:r/>
-            <w:r>
-              <w:t>Regulated Logical Resources Management</w:t>
             </w:r>
           </w:p>
         </w:tc>
@@ -1805,34 +1805,34 @@
         </w:tc>
         <w:tc>
           <w:tcPr>
+            <w:tcW w:type="dxa" w:w="1685"/>
+          </w:tcPr>
+          <w:p>
+            <w:r/>
+            <w:r>
+              <w:t>Resource Management</w:t>
+            </w:r>
+          </w:p>
+        </w:tc>
+        <w:tc>
+          <w:tcPr>
             <w:tcW w:type="dxa" w:w="2153"/>
           </w:tcPr>
           <w:p>
             <w:r/>
             <w:r>
+              <w:t>Regulated Logical Resources Management</w:t>
+            </w:r>
+          </w:p>
+        </w:tc>
+        <w:tc>
+          <w:tcPr>
+            <w:tcW w:type="dxa" w:w="2246"/>
+          </w:tcPr>
+          <w:p>
+            <w:r/>
+            <w:r>
               <w:t>Number Acquisition manages the capturing of numbers for the number inventory.</w:t>
-            </w:r>
-          </w:p>
-        </w:tc>
-        <w:tc>
-          <w:tcPr>
-            <w:tcW w:type="dxa" w:w="1685"/>
-          </w:tcPr>
-          <w:p>
-            <w:r/>
-            <w:r>
-              <w:t>Resource Management</w:t>
-            </w:r>
-          </w:p>
-        </w:tc>
-        <w:tc>
-          <w:tcPr>
-            <w:tcW w:type="dxa" w:w="2246"/>
-          </w:tcPr>
-          <w:p>
-            <w:r/>
-            <w:r>
-              <w:t>Regulated Logical Resources Management</w:t>
             </w:r>
           </w:p>
         </w:tc>
@@ -1862,34 +1862,34 @@
         </w:tc>
         <w:tc>
           <w:tcPr>
+            <w:tcW w:type="dxa" w:w="1685"/>
+          </w:tcPr>
+          <w:p>
+            <w:r/>
+            <w:r>
+              <w:t>Resource Management</w:t>
+            </w:r>
+          </w:p>
+        </w:tc>
+        <w:tc>
+          <w:tcPr>
             <w:tcW w:type="dxa" w:w="2153"/>
           </w:tcPr>
           <w:p>
             <w:r/>
             <w:r>
+              <w:t>Regulated Logical Resources Management</w:t>
+            </w:r>
+          </w:p>
+        </w:tc>
+        <w:tc>
+          <w:tcPr>
+            <w:tcW w:type="dxa" w:w="2246"/>
+          </w:tcPr>
+          <w:p>
+            <w:r/>
+            <w:r>
               <w:t>Number Porting implements the changes to transfer the management of a number from one Service Provider to another, and on request provides status on the implementation of the changes.</w:t>
-            </w:r>
-          </w:p>
-        </w:tc>
-        <w:tc>
-          <w:tcPr>
-            <w:tcW w:type="dxa" w:w="1685"/>
-          </w:tcPr>
-          <w:p>
-            <w:r/>
-            <w:r>
-              <w:t>Resource Management</w:t>
-            </w:r>
-          </w:p>
-        </w:tc>
-        <w:tc>
-          <w:tcPr>
-            <w:tcW w:type="dxa" w:w="2246"/>
-          </w:tcPr>
-          <w:p>
-            <w:r/>
-            <w:r>
-              <w:t>Regulated Logical Resources Management</w:t>
             </w:r>
           </w:p>
         </w:tc>
@@ -1919,34 +1919,34 @@
         </w:tc>
         <w:tc>
           <w:tcPr>
+            <w:tcW w:type="dxa" w:w="1685"/>
+          </w:tcPr>
+          <w:p>
+            <w:r/>
+            <w:r>
+              <w:t>Resource Management</w:t>
+            </w:r>
+          </w:p>
+        </w:tc>
+        <w:tc>
+          <w:tcPr>
             <w:tcW w:type="dxa" w:w="2153"/>
           </w:tcPr>
           <w:p>
             <w:r/>
             <w:r>
+              <w:t>Regulated Logical Resources Management</w:t>
+            </w:r>
+          </w:p>
+        </w:tc>
+        <w:tc>
+          <w:tcPr>
+            <w:tcW w:type="dxa" w:w="2246"/>
+          </w:tcPr>
+          <w:p>
+            <w:r/>
+            <w:r>
               <w:t>Provides the functionality to manage the reservation of numbers.</w:t>
-            </w:r>
-          </w:p>
-        </w:tc>
-        <w:tc>
-          <w:tcPr>
-            <w:tcW w:type="dxa" w:w="1685"/>
-          </w:tcPr>
-          <w:p>
-            <w:r/>
-            <w:r>
-              <w:t>Resource Management</w:t>
-            </w:r>
-          </w:p>
-        </w:tc>
-        <w:tc>
-          <w:tcPr>
-            <w:tcW w:type="dxa" w:w="2246"/>
-          </w:tcPr>
-          <w:p>
-            <w:r/>
-            <w:r>
-              <w:t>Regulated Logical Resources Management</w:t>
             </w:r>
           </w:p>
         </w:tc>
@@ -1976,34 +1976,34 @@
         </w:tc>
         <w:tc>
           <w:tcPr>
+            <w:tcW w:type="dxa" w:w="1685"/>
+          </w:tcPr>
+          <w:p>
+            <w:r/>
+            <w:r>
+              <w:t>Resource Management</w:t>
+            </w:r>
+          </w:p>
+        </w:tc>
+        <w:tc>
+          <w:tcPr>
             <w:tcW w:type="dxa" w:w="2153"/>
           </w:tcPr>
           <w:p>
             <w:r/>
             <w:r>
+              <w:t>Regulated Logical Resources Management</w:t>
+            </w:r>
+          </w:p>
+        </w:tc>
+        <w:tc>
+          <w:tcPr>
+            <w:tcW w:type="dxa" w:w="2246"/>
+          </w:tcPr>
+          <w:p>
+            <w:r/>
+            <w:r>
               <w:t>Number Inventory Establishing manages the establishment of a number inventory.</w:t>
-            </w:r>
-          </w:p>
-        </w:tc>
-        <w:tc>
-          <w:tcPr>
-            <w:tcW w:type="dxa" w:w="1685"/>
-          </w:tcPr>
-          <w:p>
-            <w:r/>
-            <w:r>
-              <w:t>Resource Management</w:t>
-            </w:r>
-          </w:p>
-        </w:tc>
-        <w:tc>
-          <w:tcPr>
-            <w:tcW w:type="dxa" w:w="2246"/>
-          </w:tcPr>
-          <w:p>
-            <w:r/>
-            <w:r>
-              <w:t>Regulated Logical Resources Management</w:t>
             </w:r>
           </w:p>
         </w:tc>
@@ -2130,7 +2130,7 @@
         </w:trPr>
         <w:tc>
           <w:tcPr>
-            <w:tcW w:type="dxa" w:w="1030"/>
+            <w:tcW w:type="dxa" w:w="936"/>
           </w:tcPr>
           <w:p>
             <w:r/>
@@ -2144,7 +2144,7 @@
         </w:tc>
         <w:tc>
           <w:tcPr>
-            <w:tcW w:type="dxa" w:w="2246"/>
+            <w:tcW w:type="dxa" w:w="1966"/>
           </w:tcPr>
           <w:p>
             <w:r/>
@@ -2158,7 +2158,7 @@
         </w:tc>
         <w:tc>
           <w:tcPr>
-            <w:tcW w:type="dxa" w:w="1685"/>
+            <w:tcW w:type="dxa" w:w="1498"/>
           </w:tcPr>
           <w:p>
             <w:r/>
@@ -2172,7 +2172,7 @@
         </w:tc>
         <w:tc>
           <w:tcPr>
-            <w:tcW w:type="dxa" w:w="1217"/>
+            <w:tcW w:type="dxa" w:w="1123"/>
           </w:tcPr>
           <w:p>
             <w:r/>
@@ -2186,7 +2186,7 @@
         </w:tc>
         <w:tc>
           <w:tcPr>
-            <w:tcW w:type="dxa" w:w="1872"/>
+            <w:tcW w:type="dxa" w:w="1685"/>
           </w:tcPr>
           <w:p>
             <w:r/>
@@ -2200,7 +2200,7 @@
         </w:tc>
         <w:tc>
           <w:tcPr>
-            <w:tcW w:type="dxa" w:w="1310"/>
+            <w:tcW w:type="dxa" w:w="2153"/>
           </w:tcPr>
           <w:p>
             <w:r/>
@@ -2216,7 +2216,7 @@
       <w:tr>
         <w:tc>
           <w:tcPr>
-            <w:tcW w:type="dxa" w:w="1030"/>
+            <w:tcW w:type="dxa" w:w="936"/>
           </w:tcPr>
           <w:p>
             <w:r/>
@@ -2227,7 +2227,7 @@
         </w:tc>
         <w:tc>
           <w:tcPr>
-            <w:tcW w:type="dxa" w:w="2246"/>
+            <w:tcW w:type="dxa" w:w="1966"/>
           </w:tcPr>
           <w:p>
             <w:r/>
@@ -2238,69 +2238,45 @@
         </w:tc>
         <w:tc>
           <w:tcPr>
+            <w:tcW w:type="dxa" w:w="1498"/>
+          </w:tcPr>
+          <w:p>
+            <w:r/>
+            <w:r>
+              <w:t>Mandatory</w:t>
+            </w:r>
+          </w:p>
+        </w:tc>
+        <w:tc>
+          <w:tcPr>
+            <w:tcW w:type="dxa" w:w="1123"/>
+          </w:tcPr>
+          <w:p>
+            <w:r/>
+            <w:r>
+              <w:t>4</w:t>
+            </w:r>
+          </w:p>
+        </w:tc>
+        <w:tc>
+          <w:tcPr>
             <w:tcW w:type="dxa" w:w="1685"/>
           </w:tcPr>
           <w:p>
             <w:r/>
             <w:r>
-              <w:t>Mandatory</w:t>
-            </w:r>
-          </w:p>
-        </w:tc>
-        <w:tc>
-          <w:tcPr>
-            <w:tcW w:type="dxa" w:w="1217"/>
-          </w:tcPr>
-          <w:p>
-            <w:r/>
-            <w:r>
-              <w:t>4</w:t>
-            </w:r>
-          </w:p>
-        </w:tc>
-        <w:tc>
-          <w:tcPr>
-            <w:tcW w:type="dxa" w:w="1872"/>
-          </w:tcPr>
-          <w:p>
-            <w:r/>
-            <w:r>
               <w:t>resource</w:t>
             </w:r>
           </w:p>
         </w:tc>
         <w:tc>
           <w:tcPr>
-            <w:tcW w:type="dxa" w:w="1310"/>
-          </w:tcPr>
-          <w:p>
-            <w:r/>
-            <w:r>
-              <w:t>GET</w:t>
-            </w:r>
-            <w:r>
-              <w:br/>
-            </w:r>
-            <w:r>
-              <w:t>GET /id</w:t>
-            </w:r>
-            <w:r>
-              <w:br/>
-            </w:r>
-            <w:r>
-              <w:t>POST</w:t>
-            </w:r>
-            <w:r>
-              <w:br/>
-            </w:r>
-            <w:r>
-              <w:t>PATCH</w:t>
-            </w:r>
-            <w:r>
-              <w:br/>
-            </w:r>
-            <w:r>
-              <w:t>DELETE</w:t>
+            <w:tcW w:type="dxa" w:w="2153"/>
+          </w:tcPr>
+          <w:p>
+            <w:r/>
+            <w:r>
+              <w:t>GET, GET /id, POST, PATCH, DELETE</w:t>
             </w:r>
           </w:p>
         </w:tc>
@@ -2308,7 +2284,7 @@
       <w:tr>
         <w:tc>
           <w:tcPr>
-            <w:tcW w:type="dxa" w:w="1030"/>
+            <w:tcW w:type="dxa" w:w="936"/>
           </w:tcPr>
           <w:p>
             <w:r/>
@@ -2319,12 +2295,34 @@
         </w:tc>
         <w:tc>
           <w:tcPr>
-            <w:tcW w:type="dxa" w:w="2246"/>
-          </w:tcPr>
-          <w:p>
-            <w:r/>
-            <w:r>
-              <w:t>Process Flow Management API</w:t>
+            <w:tcW w:type="dxa" w:w="1966"/>
+          </w:tcPr>
+          <w:p>
+            <w:r/>
+            <w:r>
+              <w:t>UNRESOLVED-TMF701</w:t>
+            </w:r>
+          </w:p>
+        </w:tc>
+        <w:tc>
+          <w:tcPr>
+            <w:tcW w:type="dxa" w:w="1498"/>
+          </w:tcPr>
+          <w:p>
+            <w:r/>
+            <w:r>
+              <w:t>Optional</w:t>
+            </w:r>
+          </w:p>
+        </w:tc>
+        <w:tc>
+          <w:tcPr>
+            <w:tcW w:type="dxa" w:w="1123"/>
+          </w:tcPr>
+          <w:p>
+            <w:r/>
+            <w:r>
+              <w:t>4</w:t>
             </w:r>
           </w:p>
         </w:tc>
@@ -2335,70 +2333,18 @@
           <w:p>
             <w:r/>
             <w:r>
-              <w:t>Optional</w:t>
-            </w:r>
-          </w:p>
-        </w:tc>
-        <w:tc>
-          <w:tcPr>
-            <w:tcW w:type="dxa" w:w="1217"/>
-          </w:tcPr>
-          <w:p>
-            <w:r/>
-            <w:r>
-              <w:t>4</w:t>
-            </w:r>
-          </w:p>
-        </w:tc>
-        <w:tc>
-          <w:tcPr>
-            <w:tcW w:type="dxa" w:w="1872"/>
-          </w:tcPr>
-          <w:p>
-            <w:r/>
-            <w:r>
               <w:t>processFlow</w:t>
             </w:r>
-            <w:r>
-              <w:br/>
-            </w:r>
-            <w:r>
-              <w:t>taskFlow</w:t>
-            </w:r>
-          </w:p>
-        </w:tc>
-        <w:tc>
-          <w:tcPr>
-            <w:tcW w:type="dxa" w:w="1310"/>
-          </w:tcPr>
-          <w:p>
-            <w:r/>
-            <w:r>
-              <w:t>POST</w:t>
-            </w:r>
-            <w:r>
-              <w:br/>
-            </w:r>
-            <w:r>
-              <w:t>GET</w:t>
-            </w:r>
-            <w:r>
-              <w:br/>
-            </w:r>
-            <w:r>
-              <w:t>GET /id</w:t>
-            </w:r>
-            <w:r>
-              <w:br/>
-            </w:r>
-            <w:r>
-              <w:t>DELETE</w:t>
-            </w:r>
-            <w:r>
-              <w:br/>
-            </w:r>
-            <w:r>
-              <w:t>PATCH</w:t>
+          </w:p>
+        </w:tc>
+        <w:tc>
+          <w:tcPr>
+            <w:tcW w:type="dxa" w:w="2153"/>
+          </w:tcPr>
+          <w:p>
+            <w:r/>
+            <w:r>
+              <w:t>POST, GET, GET /id, DELETE</w:t>
             </w:r>
           </w:p>
         </w:tc>
@@ -2406,23 +2352,45 @@
       <w:tr>
         <w:tc>
           <w:tcPr>
-            <w:tcW w:type="dxa" w:w="1030"/>
-          </w:tcPr>
-          <w:p>
-            <w:r/>
-            <w:r>
-              <w:t>TMF685</w:t>
-            </w:r>
-          </w:p>
-        </w:tc>
-        <w:tc>
-          <w:tcPr>
-            <w:tcW w:type="dxa" w:w="2246"/>
-          </w:tcPr>
-          <w:p>
-            <w:r/>
-            <w:r>
-              <w:t>Resource Pool Management API</w:t>
+            <w:tcW w:type="dxa" w:w="936"/>
+          </w:tcPr>
+          <w:p>
+            <w:r/>
+            <w:r>
+              <w:t>TMF701</w:t>
+            </w:r>
+          </w:p>
+        </w:tc>
+        <w:tc>
+          <w:tcPr>
+            <w:tcW w:type="dxa" w:w="1966"/>
+          </w:tcPr>
+          <w:p>
+            <w:r/>
+            <w:r>
+              <w:t>UNRESOLVED-TMF701</w:t>
+            </w:r>
+          </w:p>
+        </w:tc>
+        <w:tc>
+          <w:tcPr>
+            <w:tcW w:type="dxa" w:w="1498"/>
+          </w:tcPr>
+          <w:p>
+            <w:r/>
+            <w:r>
+              <w:t>Optional</w:t>
+            </w:r>
+          </w:p>
+        </w:tc>
+        <w:tc>
+          <w:tcPr>
+            <w:tcW w:type="dxa" w:w="1123"/>
+          </w:tcPr>
+          <w:p>
+            <w:r/>
+            <w:r>
+              <w:t>4</w:t>
             </w:r>
           </w:p>
         </w:tc>
@@ -2433,100 +2401,18 @@
           <w:p>
             <w:r/>
             <w:r>
-              <w:t>Optional</w:t>
-            </w:r>
-          </w:p>
-        </w:tc>
-        <w:tc>
-          <w:tcPr>
-            <w:tcW w:type="dxa" w:w="1217"/>
-          </w:tcPr>
-          <w:p>
-            <w:r/>
-            <w:r>
-              <w:t>5</w:t>
-            </w:r>
-          </w:p>
-        </w:tc>
-        <w:tc>
-          <w:tcPr>
-            <w:tcW w:type="dxa" w:w="1872"/>
-          </w:tcPr>
-          <w:p>
-            <w:r/>
-            <w:r>
-              <w:t>capacitySpecification</w:t>
-            </w:r>
-            <w:r>
-              <w:br/>
-            </w:r>
-            <w:r>
-              <w:t>resourcePoolSpecification</w:t>
-            </w:r>
-            <w:r>
-              <w:br/>
-            </w:r>
-            <w:r>
-              <w:t>resourcePool</w:t>
-            </w:r>
-            <w:r>
-              <w:br/>
-            </w:r>
-            <w:r>
-              <w:t>resourcePoolSpecification</w:t>
-            </w:r>
-            <w:r>
-              <w:br/>
-            </w:r>
-            <w:r>
-              <w:t>availabilityCheck</w:t>
-            </w:r>
-            <w:r>
-              <w:br/>
-            </w:r>
-            <w:r>
-              <w:t>push</w:t>
-            </w:r>
-            <w:r>
-              <w:br/>
-            </w:r>
-            <w:r>
-              <w:t>extract</w:t>
-            </w:r>
-          </w:p>
-        </w:tc>
-        <w:tc>
-          <w:tcPr>
-            <w:tcW w:type="dxa" w:w="1310"/>
-          </w:tcPr>
-          <w:p>
-            <w:r/>
-            <w:r>
-              <w:t>POST</w:t>
-            </w:r>
-            <w:r>
-              <w:br/>
-            </w:r>
-            <w:r>
-              <w:t>GET</w:t>
-            </w:r>
-            <w:r>
-              <w:br/>
-            </w:r>
-            <w:r>
-              <w:t>GET /id</w:t>
-            </w:r>
-            <w:r>
-              <w:br/>
-            </w:r>
-            <w:r>
-              <w:t>PATCH</w:t>
-            </w:r>
-            <w:r>
-              <w:br/>
-            </w:r>
-            <w:r>
-              <w:t>DELETE</w:t>
+              <w:t>taskFlow</w:t>
+            </w:r>
+          </w:p>
+        </w:tc>
+        <w:tc>
+          <w:tcPr>
+            <w:tcW w:type="dxa" w:w="2153"/>
+          </w:tcPr>
+          <w:p>
+            <w:r/>
+            <w:r>
+              <w:t>PATCH, GET, GET /id</w:t>
             </w:r>
           </w:p>
         </w:tc>
@@ -2534,7 +2420,483 @@
       <w:tr>
         <w:tc>
           <w:tcPr>
-            <w:tcW w:type="dxa" w:w="1030"/>
+            <w:tcW w:type="dxa" w:w="936"/>
+          </w:tcPr>
+          <w:p>
+            <w:r/>
+            <w:r>
+              <w:t>TMF685</w:t>
+            </w:r>
+          </w:p>
+        </w:tc>
+        <w:tc>
+          <w:tcPr>
+            <w:tcW w:type="dxa" w:w="1966"/>
+          </w:tcPr>
+          <w:p>
+            <w:r/>
+            <w:r>
+              <w:t>UNRESOLVED-TMF685</w:t>
+            </w:r>
+          </w:p>
+        </w:tc>
+        <w:tc>
+          <w:tcPr>
+            <w:tcW w:type="dxa" w:w="1498"/>
+          </w:tcPr>
+          <w:p>
+            <w:r/>
+            <w:r>
+              <w:t>Optional</w:t>
+            </w:r>
+          </w:p>
+        </w:tc>
+        <w:tc>
+          <w:tcPr>
+            <w:tcW w:type="dxa" w:w="1123"/>
+          </w:tcPr>
+          <w:p>
+            <w:r/>
+            <w:r>
+              <w:t>5</w:t>
+            </w:r>
+          </w:p>
+        </w:tc>
+        <w:tc>
+          <w:tcPr>
+            <w:tcW w:type="dxa" w:w="1685"/>
+          </w:tcPr>
+          <w:p>
+            <w:r/>
+            <w:r>
+              <w:t>capacitySpecification</w:t>
+            </w:r>
+          </w:p>
+        </w:tc>
+        <w:tc>
+          <w:tcPr>
+            <w:tcW w:type="dxa" w:w="2153"/>
+          </w:tcPr>
+          <w:p>
+            <w:r/>
+            <w:r>
+              <w:t>POST, GET, GET /id, PATCH, DELETE</w:t>
+            </w:r>
+          </w:p>
+        </w:tc>
+      </w:tr>
+      <w:tr>
+        <w:tc>
+          <w:tcPr>
+            <w:tcW w:type="dxa" w:w="936"/>
+          </w:tcPr>
+          <w:p>
+            <w:r/>
+            <w:r>
+              <w:t>TMF685</w:t>
+            </w:r>
+          </w:p>
+        </w:tc>
+        <w:tc>
+          <w:tcPr>
+            <w:tcW w:type="dxa" w:w="1966"/>
+          </w:tcPr>
+          <w:p>
+            <w:r/>
+            <w:r>
+              <w:t>UNRESOLVED-TMF685</w:t>
+            </w:r>
+          </w:p>
+        </w:tc>
+        <w:tc>
+          <w:tcPr>
+            <w:tcW w:type="dxa" w:w="1498"/>
+          </w:tcPr>
+          <w:p>
+            <w:r/>
+            <w:r>
+              <w:t>Optional</w:t>
+            </w:r>
+          </w:p>
+        </w:tc>
+        <w:tc>
+          <w:tcPr>
+            <w:tcW w:type="dxa" w:w="1123"/>
+          </w:tcPr>
+          <w:p>
+            <w:r/>
+            <w:r>
+              <w:t>5</w:t>
+            </w:r>
+          </w:p>
+        </w:tc>
+        <w:tc>
+          <w:tcPr>
+            <w:tcW w:type="dxa" w:w="1685"/>
+          </w:tcPr>
+          <w:p>
+            <w:r/>
+            <w:r>
+              <w:t>resourcePoolSpecification</w:t>
+            </w:r>
+          </w:p>
+        </w:tc>
+        <w:tc>
+          <w:tcPr>
+            <w:tcW w:type="dxa" w:w="2153"/>
+          </w:tcPr>
+          <w:p>
+            <w:r/>
+            <w:r>
+              <w:t>POST, PATCH, GET, GET /id, DELETE</w:t>
+            </w:r>
+          </w:p>
+        </w:tc>
+      </w:tr>
+      <w:tr>
+        <w:tc>
+          <w:tcPr>
+            <w:tcW w:type="dxa" w:w="936"/>
+          </w:tcPr>
+          <w:p>
+            <w:r/>
+            <w:r>
+              <w:t>TMF685</w:t>
+            </w:r>
+          </w:p>
+        </w:tc>
+        <w:tc>
+          <w:tcPr>
+            <w:tcW w:type="dxa" w:w="1966"/>
+          </w:tcPr>
+          <w:p>
+            <w:r/>
+            <w:r>
+              <w:t>UNRESOLVED-TMF685</w:t>
+            </w:r>
+          </w:p>
+        </w:tc>
+        <w:tc>
+          <w:tcPr>
+            <w:tcW w:type="dxa" w:w="1498"/>
+          </w:tcPr>
+          <w:p>
+            <w:r/>
+            <w:r>
+              <w:t>Optional</w:t>
+            </w:r>
+          </w:p>
+        </w:tc>
+        <w:tc>
+          <w:tcPr>
+            <w:tcW w:type="dxa" w:w="1123"/>
+          </w:tcPr>
+          <w:p>
+            <w:r/>
+            <w:r>
+              <w:t>5</w:t>
+            </w:r>
+          </w:p>
+        </w:tc>
+        <w:tc>
+          <w:tcPr>
+            <w:tcW w:type="dxa" w:w="1685"/>
+          </w:tcPr>
+          <w:p>
+            <w:r/>
+            <w:r>
+              <w:t>resourcePool</w:t>
+            </w:r>
+          </w:p>
+        </w:tc>
+        <w:tc>
+          <w:tcPr>
+            <w:tcW w:type="dxa" w:w="2153"/>
+          </w:tcPr>
+          <w:p>
+            <w:r/>
+            <w:r>
+              <w:t>POST, PATCH, GET, GET /id, DELETE</w:t>
+            </w:r>
+          </w:p>
+        </w:tc>
+      </w:tr>
+      <w:tr>
+        <w:tc>
+          <w:tcPr>
+            <w:tcW w:type="dxa" w:w="936"/>
+          </w:tcPr>
+          <w:p>
+            <w:r/>
+            <w:r>
+              <w:t>TMF685</w:t>
+            </w:r>
+          </w:p>
+        </w:tc>
+        <w:tc>
+          <w:tcPr>
+            <w:tcW w:type="dxa" w:w="1966"/>
+          </w:tcPr>
+          <w:p>
+            <w:r/>
+            <w:r>
+              <w:t>UNRESOLVED-TMF685</w:t>
+            </w:r>
+          </w:p>
+        </w:tc>
+        <w:tc>
+          <w:tcPr>
+            <w:tcW w:type="dxa" w:w="1498"/>
+          </w:tcPr>
+          <w:p>
+            <w:r/>
+            <w:r>
+              <w:t>Optional</w:t>
+            </w:r>
+          </w:p>
+        </w:tc>
+        <w:tc>
+          <w:tcPr>
+            <w:tcW w:type="dxa" w:w="1123"/>
+          </w:tcPr>
+          <w:p>
+            <w:r/>
+            <w:r>
+              <w:t>5</w:t>
+            </w:r>
+          </w:p>
+        </w:tc>
+        <w:tc>
+          <w:tcPr>
+            <w:tcW w:type="dxa" w:w="1685"/>
+          </w:tcPr>
+          <w:p>
+            <w:r/>
+            <w:r>
+              <w:t>resourcePoolSpecification</w:t>
+            </w:r>
+          </w:p>
+        </w:tc>
+        <w:tc>
+          <w:tcPr>
+            <w:tcW w:type="dxa" w:w="2153"/>
+          </w:tcPr>
+          <w:p>
+            <w:r/>
+            <w:r>
+              <w:t>POST, PATCH, GET, GET /id, DELETE</w:t>
+            </w:r>
+          </w:p>
+        </w:tc>
+      </w:tr>
+      <w:tr>
+        <w:tc>
+          <w:tcPr>
+            <w:tcW w:type="dxa" w:w="936"/>
+          </w:tcPr>
+          <w:p>
+            <w:r/>
+            <w:r>
+              <w:t>TMF685</w:t>
+            </w:r>
+          </w:p>
+        </w:tc>
+        <w:tc>
+          <w:tcPr>
+            <w:tcW w:type="dxa" w:w="1966"/>
+          </w:tcPr>
+          <w:p>
+            <w:r/>
+            <w:r>
+              <w:t>UNRESOLVED-TMF685</w:t>
+            </w:r>
+          </w:p>
+        </w:tc>
+        <w:tc>
+          <w:tcPr>
+            <w:tcW w:type="dxa" w:w="1498"/>
+          </w:tcPr>
+          <w:p>
+            <w:r/>
+            <w:r>
+              <w:t>Optional</w:t>
+            </w:r>
+          </w:p>
+        </w:tc>
+        <w:tc>
+          <w:tcPr>
+            <w:tcW w:type="dxa" w:w="1123"/>
+          </w:tcPr>
+          <w:p>
+            <w:r/>
+            <w:r>
+              <w:t>5</w:t>
+            </w:r>
+          </w:p>
+        </w:tc>
+        <w:tc>
+          <w:tcPr>
+            <w:tcW w:type="dxa" w:w="1685"/>
+          </w:tcPr>
+          <w:p>
+            <w:r/>
+            <w:r>
+              <w:t>availabilityCheck</w:t>
+            </w:r>
+          </w:p>
+        </w:tc>
+        <w:tc>
+          <w:tcPr>
+            <w:tcW w:type="dxa" w:w="2153"/>
+          </w:tcPr>
+          <w:p>
+            <w:r/>
+            <w:r>
+              <w:t>POST, GET, GET /id</w:t>
+            </w:r>
+          </w:p>
+        </w:tc>
+      </w:tr>
+      <w:tr>
+        <w:tc>
+          <w:tcPr>
+            <w:tcW w:type="dxa" w:w="936"/>
+          </w:tcPr>
+          <w:p>
+            <w:r/>
+            <w:r>
+              <w:t>TMF685</w:t>
+            </w:r>
+          </w:p>
+        </w:tc>
+        <w:tc>
+          <w:tcPr>
+            <w:tcW w:type="dxa" w:w="1966"/>
+          </w:tcPr>
+          <w:p>
+            <w:r/>
+            <w:r>
+              <w:t>UNRESOLVED-TMF685</w:t>
+            </w:r>
+          </w:p>
+        </w:tc>
+        <w:tc>
+          <w:tcPr>
+            <w:tcW w:type="dxa" w:w="1498"/>
+          </w:tcPr>
+          <w:p>
+            <w:r/>
+            <w:r>
+              <w:t>Optional</w:t>
+            </w:r>
+          </w:p>
+        </w:tc>
+        <w:tc>
+          <w:tcPr>
+            <w:tcW w:type="dxa" w:w="1123"/>
+          </w:tcPr>
+          <w:p>
+            <w:r/>
+            <w:r>
+              <w:t>5</w:t>
+            </w:r>
+          </w:p>
+        </w:tc>
+        <w:tc>
+          <w:tcPr>
+            <w:tcW w:type="dxa" w:w="1685"/>
+          </w:tcPr>
+          <w:p>
+            <w:r/>
+            <w:r>
+              <w:t>push</w:t>
+            </w:r>
+          </w:p>
+        </w:tc>
+        <w:tc>
+          <w:tcPr>
+            <w:tcW w:type="dxa" w:w="2153"/>
+          </w:tcPr>
+          <w:p>
+            <w:r/>
+            <w:r>
+              <w:t>POST, GET, GET /id</w:t>
+            </w:r>
+          </w:p>
+        </w:tc>
+      </w:tr>
+      <w:tr>
+        <w:tc>
+          <w:tcPr>
+            <w:tcW w:type="dxa" w:w="936"/>
+          </w:tcPr>
+          <w:p>
+            <w:r/>
+            <w:r>
+              <w:t>TMF685</w:t>
+            </w:r>
+          </w:p>
+        </w:tc>
+        <w:tc>
+          <w:tcPr>
+            <w:tcW w:type="dxa" w:w="1966"/>
+          </w:tcPr>
+          <w:p>
+            <w:r/>
+            <w:r>
+              <w:t>UNRESOLVED-TMF685</w:t>
+            </w:r>
+          </w:p>
+        </w:tc>
+        <w:tc>
+          <w:tcPr>
+            <w:tcW w:type="dxa" w:w="1498"/>
+          </w:tcPr>
+          <w:p>
+            <w:r/>
+            <w:r>
+              <w:t>Optional</w:t>
+            </w:r>
+          </w:p>
+        </w:tc>
+        <w:tc>
+          <w:tcPr>
+            <w:tcW w:type="dxa" w:w="1123"/>
+          </w:tcPr>
+          <w:p>
+            <w:r/>
+            <w:r>
+              <w:t>5</w:t>
+            </w:r>
+          </w:p>
+        </w:tc>
+        <w:tc>
+          <w:tcPr>
+            <w:tcW w:type="dxa" w:w="1685"/>
+          </w:tcPr>
+          <w:p>
+            <w:r/>
+            <w:r>
+              <w:t>extract</w:t>
+            </w:r>
+          </w:p>
+        </w:tc>
+        <w:tc>
+          <w:tcPr>
+            <w:tcW w:type="dxa" w:w="2153"/>
+          </w:tcPr>
+          <w:p>
+            <w:r/>
+            <w:r>
+              <w:t>POST, GET, GET /id</w:t>
+            </w:r>
+          </w:p>
+        </w:tc>
+      </w:tr>
+      <w:tr>
+        <w:tc>
+          <w:tcPr>
+            <w:tcW w:type="dxa" w:w="936"/>
           </w:tcPr>
           <w:p>
             <w:r/>
@@ -2545,7 +2907,7 @@
         </w:tc>
         <w:tc>
           <w:tcPr>
-            <w:tcW w:type="dxa" w:w="2246"/>
+            <w:tcW w:type="dxa" w:w="1966"/>
           </w:tcPr>
           <w:p>
             <w:r/>
@@ -2556,18 +2918,86 @@
         </w:tc>
         <w:tc>
           <w:tcPr>
+            <w:tcW w:type="dxa" w:w="1498"/>
+          </w:tcPr>
+          <w:p>
+            <w:r/>
+            <w:r>
+              <w:t>Optional</w:t>
+            </w:r>
+          </w:p>
+        </w:tc>
+        <w:tc>
+          <w:tcPr>
+            <w:tcW w:type="dxa" w:w="1123"/>
+          </w:tcPr>
+          <w:p>
+            <w:r/>
+            <w:r>
+              <w:t>4</w:t>
+            </w:r>
+          </w:p>
+        </w:tc>
+        <w:tc>
+          <w:tcPr>
             <w:tcW w:type="dxa" w:w="1685"/>
           </w:tcPr>
           <w:p>
             <w:r/>
             <w:r>
+              <w:t>resourceReservation</w:t>
+            </w:r>
+          </w:p>
+        </w:tc>
+        <w:tc>
+          <w:tcPr>
+            <w:tcW w:type="dxa" w:w="2153"/>
+          </w:tcPr>
+          <w:p>
+            <w:r/>
+            <w:r>
+              <w:t>POST, GET, GET /id, PATCH, DELETE</w:t>
+            </w:r>
+          </w:p>
+        </w:tc>
+      </w:tr>
+      <w:tr>
+        <w:tc>
+          <w:tcPr>
+            <w:tcW w:type="dxa" w:w="936"/>
+          </w:tcPr>
+          <w:p>
+            <w:r/>
+            <w:r>
+              <w:t>TMF716</w:t>
+            </w:r>
+          </w:p>
+        </w:tc>
+        <w:tc>
+          <w:tcPr>
+            <w:tcW w:type="dxa" w:w="1966"/>
+          </w:tcPr>
+          <w:p>
+            <w:r/>
+            <w:r>
+              <w:t>Resource Reservation</w:t>
+            </w:r>
+          </w:p>
+        </w:tc>
+        <w:tc>
+          <w:tcPr>
+            <w:tcW w:type="dxa" w:w="1498"/>
+          </w:tcPr>
+          <w:p>
+            <w:r/>
+            <w:r>
               <w:t>Optional</w:t>
             </w:r>
           </w:p>
         </w:tc>
         <w:tc>
           <w:tcPr>
-            <w:tcW w:type="dxa" w:w="1217"/>
+            <w:tcW w:type="dxa" w:w="1123"/>
           </w:tcPr>
           <w:p>
             <w:r/>
@@ -2578,16 +3008,10 @@
         </w:tc>
         <w:tc>
           <w:tcPr>
-            <w:tcW w:type="dxa" w:w="1872"/>
-          </w:tcPr>
-          <w:p>
-            <w:r/>
-            <w:r>
-              <w:t>resourceReservation</w:t>
-            </w:r>
-            <w:r>
-              <w:br/>
-            </w:r>
+            <w:tcW w:type="dxa" w:w="1685"/>
+          </w:tcPr>
+          <w:p>
+            <w:r/>
             <w:r>
               <w:t>cancelResourceReservation</w:t>
             </w:r>
@@ -2595,36 +3019,12 @@
         </w:tc>
         <w:tc>
           <w:tcPr>
-            <w:tcW w:type="dxa" w:w="1310"/>
-          </w:tcPr>
-          <w:p>
-            <w:r/>
-            <w:r>
-              <w:t>POST</w:t>
-            </w:r>
-            <w:r>
-              <w:br/>
-            </w:r>
-            <w:r>
-              <w:t>GET</w:t>
-            </w:r>
-            <w:r>
-              <w:br/>
-            </w:r>
-            <w:r>
-              <w:t>GET /id</w:t>
-            </w:r>
-            <w:r>
-              <w:br/>
-            </w:r>
-            <w:r>
-              <w:t>PATCH</w:t>
-            </w:r>
-            <w:r>
-              <w:br/>
-            </w:r>
-            <w:r>
-              <w:t>DELETE</w:t>
+            <w:tcW w:type="dxa" w:w="2153"/>
+          </w:tcPr>
+          <w:p>
+            <w:r/>
+            <w:r>
+              <w:t>POST, GET, GET /id</w:t>
             </w:r>
           </w:p>
         </w:tc>
@@ -2726,7 +3126,7 @@
         </w:tc>
         <w:tc>
           <w:tcPr>
-            <w:tcW w:type="dxa" w:w="2340"/>
+            <w:tcW w:type="dxa" w:w="2059"/>
           </w:tcPr>
           <w:p>
             <w:r/>
@@ -2740,7 +3140,7 @@
         </w:tc>
         <w:tc>
           <w:tcPr>
-            <w:tcW w:type="dxa" w:w="1310"/>
+            <w:tcW w:type="dxa" w:w="1217"/>
           </w:tcPr>
           <w:p>
             <w:r/>
@@ -2754,7 +3154,7 @@
         </w:tc>
         <w:tc>
           <w:tcPr>
-            <w:tcW w:type="dxa" w:w="1685"/>
+            <w:tcW w:type="dxa" w:w="1498"/>
           </w:tcPr>
           <w:p>
             <w:r/>
@@ -2768,7 +3168,7 @@
         </w:tc>
         <w:tc>
           <w:tcPr>
-            <w:tcW w:type="dxa" w:w="1778"/>
+            <w:tcW w:type="dxa" w:w="1591"/>
           </w:tcPr>
           <w:p>
             <w:r/>
@@ -2782,7 +3182,7 @@
         </w:tc>
         <w:tc>
           <w:tcPr>
-            <w:tcW w:type="dxa" w:w="1217"/>
+            <w:tcW w:type="dxa" w:w="1966"/>
           </w:tcPr>
           <w:p>
             <w:r/>
@@ -2809,7 +3209,7 @@
         </w:tc>
         <w:tc>
           <w:tcPr>
-            <w:tcW w:type="dxa" w:w="2340"/>
+            <w:tcW w:type="dxa" w:w="2059"/>
           </w:tcPr>
           <w:p>
             <w:r/>
@@ -2820,7 +3220,7 @@
         </w:tc>
         <w:tc>
           <w:tcPr>
-            <w:tcW w:type="dxa" w:w="1310"/>
+            <w:tcW w:type="dxa" w:w="1217"/>
           </w:tcPr>
           <w:p>
             <w:r/>
@@ -2831,7 +3231,7 @@
         </w:tc>
         <w:tc>
           <w:tcPr>
-            <w:tcW w:type="dxa" w:w="1685"/>
+            <w:tcW w:type="dxa" w:w="1498"/>
           </w:tcPr>
           <w:p>
             <w:r/>
@@ -2842,7 +3242,7 @@
         </w:tc>
         <w:tc>
           <w:tcPr>
-            <w:tcW w:type="dxa" w:w="1778"/>
+            <w:tcW w:type="dxa" w:w="1591"/>
           </w:tcPr>
           <w:p>
             <w:r/>
@@ -2853,18 +3253,12 @@
         </w:tc>
         <w:tc>
           <w:tcPr>
-            <w:tcW w:type="dxa" w:w="1217"/>
-          </w:tcPr>
-          <w:p>
-            <w:r/>
-            <w:r>
-              <w:t>GET</w:t>
-            </w:r>
-            <w:r>
-              <w:br/>
-            </w:r>
-            <w:r>
-              <w:t>GET /id</w:t>
+            <w:tcW w:type="dxa" w:w="1966"/>
+          </w:tcPr>
+          <w:p>
+            <w:r/>
+            <w:r>
+              <w:t>GET, GET /id</w:t>
             </w:r>
           </w:p>
         </w:tc>
@@ -2883,7 +3277,7 @@
         </w:tc>
         <w:tc>
           <w:tcPr>
-            <w:tcW w:type="dxa" w:w="2340"/>
+            <w:tcW w:type="dxa" w:w="2059"/>
           </w:tcPr>
           <w:p>
             <w:r/>
@@ -2894,7 +3288,7 @@
         </w:tc>
         <w:tc>
           <w:tcPr>
-            <w:tcW w:type="dxa" w:w="1310"/>
+            <w:tcW w:type="dxa" w:w="1217"/>
           </w:tcPr>
           <w:p>
             <w:r/>
@@ -2905,7 +3299,7 @@
         </w:tc>
         <w:tc>
           <w:tcPr>
-            <w:tcW w:type="dxa" w:w="1685"/>
+            <w:tcW w:type="dxa" w:w="1498"/>
           </w:tcPr>
           <w:p>
             <w:r/>
@@ -2916,7 +3310,7 @@
         </w:tc>
         <w:tc>
           <w:tcPr>
-            <w:tcW w:type="dxa" w:w="1778"/>
+            <w:tcW w:type="dxa" w:w="1591"/>
           </w:tcPr>
           <w:p>
             <w:r/>
@@ -2927,18 +3321,12 @@
         </w:tc>
         <w:tc>
           <w:tcPr>
-            <w:tcW w:type="dxa" w:w="1217"/>
-          </w:tcPr>
-          <w:p>
-            <w:r/>
-            <w:r>
-              <w:t>GET</w:t>
-            </w:r>
-            <w:r>
-              <w:br/>
-            </w:r>
-            <w:r>
-              <w:t>GET /id</w:t>
+            <w:tcW w:type="dxa" w:w="1966"/>
+          </w:tcPr>
+          <w:p>
+            <w:r/>
+            <w:r>
+              <w:t>GET, GET /id</w:t>
             </w:r>
           </w:p>
         </w:tc>
@@ -2957,7 +3345,7 @@
         </w:tc>
         <w:tc>
           <w:tcPr>
-            <w:tcW w:type="dxa" w:w="2340"/>
+            <w:tcW w:type="dxa" w:w="2059"/>
           </w:tcPr>
           <w:p>
             <w:r/>
@@ -2968,7 +3356,7 @@
         </w:tc>
         <w:tc>
           <w:tcPr>
-            <w:tcW w:type="dxa" w:w="1310"/>
+            <w:tcW w:type="dxa" w:w="1217"/>
           </w:tcPr>
           <w:p>
             <w:r/>
@@ -2979,7 +3367,7 @@
         </w:tc>
         <w:tc>
           <w:tcPr>
-            <w:tcW w:type="dxa" w:w="1685"/>
+            <w:tcW w:type="dxa" w:w="1498"/>
           </w:tcPr>
           <w:p>
             <w:r/>
@@ -2990,7 +3378,7 @@
         </w:tc>
         <w:tc>
           <w:tcPr>
-            <w:tcW w:type="dxa" w:w="1778"/>
+            <w:tcW w:type="dxa" w:w="1591"/>
           </w:tcPr>
           <w:p>
             <w:r/>
@@ -3001,18 +3389,12 @@
         </w:tc>
         <w:tc>
           <w:tcPr>
-            <w:tcW w:type="dxa" w:w="1217"/>
-          </w:tcPr>
-          <w:p>
-            <w:r/>
-            <w:r>
-              <w:t>GET</w:t>
-            </w:r>
-            <w:r>
-              <w:br/>
-            </w:r>
-            <w:r>
-              <w:t>GET /id</w:t>
+            <w:tcW w:type="dxa" w:w="1966"/>
+          </w:tcPr>
+          <w:p>
+            <w:r/>
+            <w:r>
+              <w:t>GET, GET /id</w:t>
             </w:r>
           </w:p>
         </w:tc>
@@ -3031,7 +3413,7 @@
         </w:tc>
         <w:tc>
           <w:tcPr>
-            <w:tcW w:type="dxa" w:w="2340"/>
+            <w:tcW w:type="dxa" w:w="2059"/>
           </w:tcPr>
           <w:p>
             <w:r/>
@@ -3042,7 +3424,7 @@
         </w:tc>
         <w:tc>
           <w:tcPr>
-            <w:tcW w:type="dxa" w:w="1310"/>
+            <w:tcW w:type="dxa" w:w="1217"/>
           </w:tcPr>
           <w:p>
             <w:r/>
@@ -3053,7 +3435,7 @@
         </w:tc>
         <w:tc>
           <w:tcPr>
-            <w:tcW w:type="dxa" w:w="1685"/>
+            <w:tcW w:type="dxa" w:w="1498"/>
           </w:tcPr>
           <w:p>
             <w:r/>
@@ -3064,7 +3446,7 @@
         </w:tc>
         <w:tc>
           <w:tcPr>
-            <w:tcW w:type="dxa" w:w="1778"/>
+            <w:tcW w:type="dxa" w:w="1591"/>
           </w:tcPr>
           <w:p>
             <w:r/>
@@ -3075,18 +3457,12 @@
         </w:tc>
         <w:tc>
           <w:tcPr>
-            <w:tcW w:type="dxa" w:w="1217"/>
-          </w:tcPr>
-          <w:p>
-            <w:r/>
-            <w:r>
-              <w:t>GET</w:t>
-            </w:r>
-            <w:r>
-              <w:br/>
-            </w:r>
-            <w:r>
-              <w:t>GET /id</w:t>
+            <w:tcW w:type="dxa" w:w="1966"/>
+          </w:tcPr>
+          <w:p>
+            <w:r/>
+            <w:r>
+              <w:t>GET, GET /id</w:t>
             </w:r>
           </w:p>
         </w:tc>
@@ -3105,7 +3481,7 @@
         </w:tc>
         <w:tc>
           <w:tcPr>
-            <w:tcW w:type="dxa" w:w="2340"/>
+            <w:tcW w:type="dxa" w:w="2059"/>
           </w:tcPr>
           <w:p>
             <w:r/>
@@ -3116,7 +3492,7 @@
         </w:tc>
         <w:tc>
           <w:tcPr>
-            <w:tcW w:type="dxa" w:w="1310"/>
+            <w:tcW w:type="dxa" w:w="1217"/>
           </w:tcPr>
           <w:p>
             <w:r/>
@@ -3127,7 +3503,7 @@
         </w:tc>
         <w:tc>
           <w:tcPr>
-            <w:tcW w:type="dxa" w:w="1685"/>
+            <w:tcW w:type="dxa" w:w="1498"/>
           </w:tcPr>
           <w:p>
             <w:r/>
@@ -3138,35 +3514,23 @@
         </w:tc>
         <w:tc>
           <w:tcPr>
-            <w:tcW w:type="dxa" w:w="1778"/>
+            <w:tcW w:type="dxa" w:w="1591"/>
           </w:tcPr>
           <w:p>
             <w:r/>
             <w:r>
               <w:t>individual</w:t>
             </w:r>
-            <w:r>
-              <w:br/>
-            </w:r>
-            <w:r>
-              <w:t>organization</w:t>
-            </w:r>
-          </w:p>
-        </w:tc>
-        <w:tc>
-          <w:tcPr>
-            <w:tcW w:type="dxa" w:w="1217"/>
-          </w:tcPr>
-          <w:p>
-            <w:r/>
-            <w:r>
-              <w:t>GET</w:t>
-            </w:r>
-            <w:r>
-              <w:br/>
-            </w:r>
-            <w:r>
-              <w:t>GET /id</w:t>
+          </w:p>
+        </w:tc>
+        <w:tc>
+          <w:tcPr>
+            <w:tcW w:type="dxa" w:w="1966"/>
+          </w:tcPr>
+          <w:p>
+            <w:r/>
+            <w:r>
+              <w:t>GET, GET /id</w:t>
             </w:r>
           </w:p>
         </w:tc>
@@ -3185,7 +3549,7 @@
         </w:tc>
         <w:tc>
           <w:tcPr>
-            <w:tcW w:type="dxa" w:w="2340"/>
+            <w:tcW w:type="dxa" w:w="2059"/>
           </w:tcPr>
           <w:p>
             <w:r/>
@@ -3196,18 +3560,18 @@
         </w:tc>
         <w:tc>
           <w:tcPr>
-            <w:tcW w:type="dxa" w:w="1310"/>
-          </w:tcPr>
-          <w:p>
-            <w:r/>
-            <w:r>
-              <w:t>4</w:t>
-            </w:r>
-          </w:p>
-        </w:tc>
-        <w:tc>
-          <w:tcPr>
-            <w:tcW w:type="dxa" w:w="1685"/>
+            <w:tcW w:type="dxa" w:w="1217"/>
+          </w:tcPr>
+          <w:p>
+            <w:r/>
+            <w:r>
+              <w:t>5</w:t>
+            </w:r>
+          </w:p>
+        </w:tc>
+        <w:tc>
+          <w:tcPr>
+            <w:tcW w:type="dxa" w:w="1498"/>
           </w:tcPr>
           <w:p>
             <w:r/>
@@ -3218,16 +3582,10 @@
         </w:tc>
         <w:tc>
           <w:tcPr>
-            <w:tcW w:type="dxa" w:w="1778"/>
-          </w:tcPr>
-          <w:p>
-            <w:r/>
-            <w:r>
-              <w:t>individual</w:t>
-            </w:r>
-            <w:r>
-              <w:br/>
-            </w:r>
+            <w:tcW w:type="dxa" w:w="1591"/>
+          </w:tcPr>
+          <w:p>
+            <w:r/>
             <w:r>
               <w:t>organization</w:t>
             </w:r>
@@ -3235,18 +3593,12 @@
         </w:tc>
         <w:tc>
           <w:tcPr>
-            <w:tcW w:type="dxa" w:w="1217"/>
-          </w:tcPr>
-          <w:p>
-            <w:r/>
-            <w:r>
-              <w:t>GET</w:t>
-            </w:r>
-            <w:r>
-              <w:br/>
-            </w:r>
-            <w:r>
-              <w:t>GET /id</w:t>
+            <w:tcW w:type="dxa" w:w="1966"/>
+          </w:tcPr>
+          <w:p>
+            <w:r/>
+            <w:r>
+              <w:t>GET, GET /id</w:t>
             </w:r>
           </w:p>
         </w:tc>
@@ -3259,24 +3611,24 @@
           <w:p>
             <w:r/>
             <w:r>
-              <w:t>TMF673</w:t>
-            </w:r>
-          </w:p>
-        </w:tc>
-        <w:tc>
-          <w:tcPr>
-            <w:tcW w:type="dxa" w:w="2340"/>
-          </w:tcPr>
-          <w:p>
-            <w:r/>
-            <w:r>
-              <w:t>Geographic Address Management API</w:t>
-            </w:r>
-          </w:p>
-        </w:tc>
-        <w:tc>
-          <w:tcPr>
-            <w:tcW w:type="dxa" w:w="1310"/>
+              <w:t>TMF632</w:t>
+            </w:r>
+          </w:p>
+        </w:tc>
+        <w:tc>
+          <w:tcPr>
+            <w:tcW w:type="dxa" w:w="2059"/>
+          </w:tcPr>
+          <w:p>
+            <w:r/>
+            <w:r>
+              <w:t>Party Management API</w:t>
+            </w:r>
+          </w:p>
+        </w:tc>
+        <w:tc>
+          <w:tcPr>
+            <w:tcW w:type="dxa" w:w="1217"/>
           </w:tcPr>
           <w:p>
             <w:r/>
@@ -3287,7 +3639,7 @@
         </w:tc>
         <w:tc>
           <w:tcPr>
-            <w:tcW w:type="dxa" w:w="1685"/>
+            <w:tcW w:type="dxa" w:w="1498"/>
           </w:tcPr>
           <w:p>
             <w:r/>
@@ -3298,35 +3650,23 @@
         </w:tc>
         <w:tc>
           <w:tcPr>
-            <w:tcW w:type="dxa" w:w="1778"/>
-          </w:tcPr>
-          <w:p>
-            <w:r/>
-            <w:r>
-              <w:t>geographicAddress</w:t>
-            </w:r>
-            <w:r>
-              <w:br/>
-            </w:r>
-            <w:r>
-              <w:t>geographicSubAddress</w:t>
-            </w:r>
-          </w:p>
-        </w:tc>
-        <w:tc>
-          <w:tcPr>
-            <w:tcW w:type="dxa" w:w="1217"/>
-          </w:tcPr>
-          <w:p>
-            <w:r/>
-            <w:r>
-              <w:t>GET</w:t>
-            </w:r>
-            <w:r>
-              <w:br/>
-            </w:r>
-            <w:r>
-              <w:t>GET /id</w:t>
+            <w:tcW w:type="dxa" w:w="1591"/>
+          </w:tcPr>
+          <w:p>
+            <w:r/>
+            <w:r>
+              <w:t>individual</w:t>
+            </w:r>
+          </w:p>
+        </w:tc>
+        <w:tc>
+          <w:tcPr>
+            <w:tcW w:type="dxa" w:w="1966"/>
+          </w:tcPr>
+          <w:p>
+            <w:r/>
+            <w:r>
+              <w:t>GET, GET /id</w:t>
             </w:r>
           </w:p>
         </w:tc>
@@ -3339,24 +3679,24 @@
           <w:p>
             <w:r/>
             <w:r>
-              <w:t>TMF674</w:t>
-            </w:r>
-          </w:p>
-        </w:tc>
-        <w:tc>
-          <w:tcPr>
-            <w:tcW w:type="dxa" w:w="2340"/>
-          </w:tcPr>
-          <w:p>
-            <w:r/>
-            <w:r>
-              <w:t>Geographic Site Management API</w:t>
-            </w:r>
-          </w:p>
-        </w:tc>
-        <w:tc>
-          <w:tcPr>
-            <w:tcW w:type="dxa" w:w="1310"/>
+              <w:t>TMF632</w:t>
+            </w:r>
+          </w:p>
+        </w:tc>
+        <w:tc>
+          <w:tcPr>
+            <w:tcW w:type="dxa" w:w="2059"/>
+          </w:tcPr>
+          <w:p>
+            <w:r/>
+            <w:r>
+              <w:t>Party Management API</w:t>
+            </w:r>
+          </w:p>
+        </w:tc>
+        <w:tc>
+          <w:tcPr>
+            <w:tcW w:type="dxa" w:w="1217"/>
           </w:tcPr>
           <w:p>
             <w:r/>
@@ -3367,7 +3707,7 @@
         </w:tc>
         <w:tc>
           <w:tcPr>
-            <w:tcW w:type="dxa" w:w="1685"/>
+            <w:tcW w:type="dxa" w:w="1498"/>
           </w:tcPr>
           <w:p>
             <w:r/>
@@ -3378,29 +3718,23 @@
         </w:tc>
         <w:tc>
           <w:tcPr>
-            <w:tcW w:type="dxa" w:w="1778"/>
-          </w:tcPr>
-          <w:p>
-            <w:r/>
-            <w:r>
-              <w:t>geographicSite</w:t>
-            </w:r>
-          </w:p>
-        </w:tc>
-        <w:tc>
-          <w:tcPr>
-            <w:tcW w:type="dxa" w:w="1217"/>
-          </w:tcPr>
-          <w:p>
-            <w:r/>
-            <w:r>
-              <w:t>GET</w:t>
-            </w:r>
-            <w:r>
-              <w:br/>
-            </w:r>
-            <w:r>
-              <w:t>GET /id</w:t>
+            <w:tcW w:type="dxa" w:w="1591"/>
+          </w:tcPr>
+          <w:p>
+            <w:r/>
+            <w:r>
+              <w:t>organization</w:t>
+            </w:r>
+          </w:p>
+        </w:tc>
+        <w:tc>
+          <w:tcPr>
+            <w:tcW w:type="dxa" w:w="1966"/>
+          </w:tcPr>
+          <w:p>
+            <w:r/>
+            <w:r>
+              <w:t>GET, GET /id</w:t>
             </w:r>
           </w:p>
         </w:tc>
@@ -3413,24 +3747,24 @@
           <w:p>
             <w:r/>
             <w:r>
-              <w:t>TMF675</w:t>
-            </w:r>
-          </w:p>
-        </w:tc>
-        <w:tc>
-          <w:tcPr>
-            <w:tcW w:type="dxa" w:w="2340"/>
-          </w:tcPr>
-          <w:p>
-            <w:r/>
-            <w:r>
-              <w:t>Geographic Location Management API</w:t>
-            </w:r>
-          </w:p>
-        </w:tc>
-        <w:tc>
-          <w:tcPr>
-            <w:tcW w:type="dxa" w:w="1310"/>
+              <w:t>TMF673</w:t>
+            </w:r>
+          </w:p>
+        </w:tc>
+        <w:tc>
+          <w:tcPr>
+            <w:tcW w:type="dxa" w:w="2059"/>
+          </w:tcPr>
+          <w:p>
+            <w:r/>
+            <w:r>
+              <w:t>Geographic Address Management API</w:t>
+            </w:r>
+          </w:p>
+        </w:tc>
+        <w:tc>
+          <w:tcPr>
+            <w:tcW w:type="dxa" w:w="1217"/>
           </w:tcPr>
           <w:p>
             <w:r/>
@@ -3441,7 +3775,7 @@
         </w:tc>
         <w:tc>
           <w:tcPr>
-            <w:tcW w:type="dxa" w:w="1685"/>
+            <w:tcW w:type="dxa" w:w="1498"/>
           </w:tcPr>
           <w:p>
             <w:r/>
@@ -3452,29 +3786,23 @@
         </w:tc>
         <w:tc>
           <w:tcPr>
-            <w:tcW w:type="dxa" w:w="1778"/>
-          </w:tcPr>
-          <w:p>
-            <w:r/>
-            <w:r>
-              <w:t>geographicLocation</w:t>
-            </w:r>
-          </w:p>
-        </w:tc>
-        <w:tc>
-          <w:tcPr>
-            <w:tcW w:type="dxa" w:w="1217"/>
-          </w:tcPr>
-          <w:p>
-            <w:r/>
-            <w:r>
-              <w:t>GET</w:t>
-            </w:r>
-            <w:r>
-              <w:br/>
-            </w:r>
-            <w:r>
-              <w:t>GET /id</w:t>
+            <w:tcW w:type="dxa" w:w="1591"/>
+          </w:tcPr>
+          <w:p>
+            <w:r/>
+            <w:r>
+              <w:t>geographicAddress</w:t>
+            </w:r>
+          </w:p>
+        </w:tc>
+        <w:tc>
+          <w:tcPr>
+            <w:tcW w:type="dxa" w:w="1966"/>
+          </w:tcPr>
+          <w:p>
+            <w:r/>
+            <w:r>
+              <w:t>GET, GET /id</w:t>
             </w:r>
           </w:p>
         </w:tc>
@@ -3487,13 +3815,217 @@
           <w:p>
             <w:r/>
             <w:r>
+              <w:t>TMF673</w:t>
+            </w:r>
+          </w:p>
+        </w:tc>
+        <w:tc>
+          <w:tcPr>
+            <w:tcW w:type="dxa" w:w="2059"/>
+          </w:tcPr>
+          <w:p>
+            <w:r/>
+            <w:r>
+              <w:t>Geographic Address Management API</w:t>
+            </w:r>
+          </w:p>
+        </w:tc>
+        <w:tc>
+          <w:tcPr>
+            <w:tcW w:type="dxa" w:w="1217"/>
+          </w:tcPr>
+          <w:p>
+            <w:r/>
+            <w:r>
+              <w:t>4</w:t>
+            </w:r>
+          </w:p>
+        </w:tc>
+        <w:tc>
+          <w:tcPr>
+            <w:tcW w:type="dxa" w:w="1498"/>
+          </w:tcPr>
+          <w:p>
+            <w:r/>
+            <w:r>
+              <w:t>Optional</w:t>
+            </w:r>
+          </w:p>
+        </w:tc>
+        <w:tc>
+          <w:tcPr>
+            <w:tcW w:type="dxa" w:w="1591"/>
+          </w:tcPr>
+          <w:p>
+            <w:r/>
+            <w:r>
+              <w:t>geographicSubAddress</w:t>
+            </w:r>
+          </w:p>
+        </w:tc>
+        <w:tc>
+          <w:tcPr>
+            <w:tcW w:type="dxa" w:w="1966"/>
+          </w:tcPr>
+          <w:p>
+            <w:r/>
+            <w:r>
+              <w:t>GET, GET /id</w:t>
+            </w:r>
+          </w:p>
+        </w:tc>
+      </w:tr>
+      <w:tr>
+        <w:tc>
+          <w:tcPr>
+            <w:tcW w:type="dxa" w:w="1030"/>
+          </w:tcPr>
+          <w:p>
+            <w:r/>
+            <w:r>
+              <w:t>TMF674</w:t>
+            </w:r>
+          </w:p>
+        </w:tc>
+        <w:tc>
+          <w:tcPr>
+            <w:tcW w:type="dxa" w:w="2059"/>
+          </w:tcPr>
+          <w:p>
+            <w:r/>
+            <w:r>
+              <w:t>Geographic Site Management API</w:t>
+            </w:r>
+          </w:p>
+        </w:tc>
+        <w:tc>
+          <w:tcPr>
+            <w:tcW w:type="dxa" w:w="1217"/>
+          </w:tcPr>
+          <w:p>
+            <w:r/>
+            <w:r>
+              <w:t>4</w:t>
+            </w:r>
+          </w:p>
+        </w:tc>
+        <w:tc>
+          <w:tcPr>
+            <w:tcW w:type="dxa" w:w="1498"/>
+          </w:tcPr>
+          <w:p>
+            <w:r/>
+            <w:r>
+              <w:t>Optional</w:t>
+            </w:r>
+          </w:p>
+        </w:tc>
+        <w:tc>
+          <w:tcPr>
+            <w:tcW w:type="dxa" w:w="1591"/>
+          </w:tcPr>
+          <w:p>
+            <w:r/>
+            <w:r>
+              <w:t>geographicSite</w:t>
+            </w:r>
+          </w:p>
+        </w:tc>
+        <w:tc>
+          <w:tcPr>
+            <w:tcW w:type="dxa" w:w="1966"/>
+          </w:tcPr>
+          <w:p>
+            <w:r/>
+            <w:r>
+              <w:t>GET, GET /id</w:t>
+            </w:r>
+          </w:p>
+        </w:tc>
+      </w:tr>
+      <w:tr>
+        <w:tc>
+          <w:tcPr>
+            <w:tcW w:type="dxa" w:w="1030"/>
+          </w:tcPr>
+          <w:p>
+            <w:r/>
+            <w:r>
+              <w:t>TMF675</w:t>
+            </w:r>
+          </w:p>
+        </w:tc>
+        <w:tc>
+          <w:tcPr>
+            <w:tcW w:type="dxa" w:w="2059"/>
+          </w:tcPr>
+          <w:p>
+            <w:r/>
+            <w:r>
+              <w:t>UNRESOLVED-TMF675</w:t>
+            </w:r>
+          </w:p>
+        </w:tc>
+        <w:tc>
+          <w:tcPr>
+            <w:tcW w:type="dxa" w:w="1217"/>
+          </w:tcPr>
+          <w:p>
+            <w:r/>
+            <w:r>
+              <w:t>4</w:t>
+            </w:r>
+          </w:p>
+        </w:tc>
+        <w:tc>
+          <w:tcPr>
+            <w:tcW w:type="dxa" w:w="1498"/>
+          </w:tcPr>
+          <w:p>
+            <w:r/>
+            <w:r>
+              <w:t>Optional</w:t>
+            </w:r>
+          </w:p>
+        </w:tc>
+        <w:tc>
+          <w:tcPr>
+            <w:tcW w:type="dxa" w:w="1591"/>
+          </w:tcPr>
+          <w:p>
+            <w:r/>
+            <w:r>
+              <w:t>geographicLocation</w:t>
+            </w:r>
+          </w:p>
+        </w:tc>
+        <w:tc>
+          <w:tcPr>
+            <w:tcW w:type="dxa" w:w="1966"/>
+          </w:tcPr>
+          <w:p>
+            <w:r/>
+            <w:r>
+              <w:t>GET, GET /id</w:t>
+            </w:r>
+          </w:p>
+        </w:tc>
+      </w:tr>
+      <w:tr>
+        <w:tc>
+          <w:tcPr>
+            <w:tcW w:type="dxa" w:w="1030"/>
+          </w:tcPr>
+          <w:p>
+            <w:r/>
+            <w:r>
               <w:t>TMF639</w:t>
             </w:r>
           </w:p>
         </w:tc>
         <w:tc>
           <w:tcPr>
-            <w:tcW w:type="dxa" w:w="2340"/>
+            <w:tcW w:type="dxa" w:w="2059"/>
           </w:tcPr>
           <w:p>
             <w:r/>
@@ -3504,7 +4036,7 @@
         </w:tc>
         <w:tc>
           <w:tcPr>
-            <w:tcW w:type="dxa" w:w="1310"/>
+            <w:tcW w:type="dxa" w:w="1217"/>
           </w:tcPr>
           <w:p>
             <w:r/>
@@ -3515,7 +4047,7 @@
         </w:tc>
         <w:tc>
           <w:tcPr>
-            <w:tcW w:type="dxa" w:w="1685"/>
+            <w:tcW w:type="dxa" w:w="1498"/>
           </w:tcPr>
           <w:p>
             <w:r/>
@@ -3526,7 +4058,7 @@
         </w:tc>
         <w:tc>
           <w:tcPr>
-            <w:tcW w:type="dxa" w:w="1778"/>
+            <w:tcW w:type="dxa" w:w="1591"/>
           </w:tcPr>
           <w:p>
             <w:r/>
@@ -3537,36 +4069,12 @@
         </w:tc>
         <w:tc>
           <w:tcPr>
-            <w:tcW w:type="dxa" w:w="1217"/>
-          </w:tcPr>
-          <w:p>
-            <w:r/>
-            <w:r>
-              <w:t>GET</w:t>
-            </w:r>
-            <w:r>
-              <w:br/>
-            </w:r>
-            <w:r>
-              <w:t>GET /id</w:t>
-            </w:r>
-            <w:r>
-              <w:br/>
-            </w:r>
-            <w:r>
-              <w:t>POST</w:t>
-            </w:r>
-            <w:r>
-              <w:br/>
-            </w:r>
-            <w:r>
-              <w:t>PATCH</w:t>
-            </w:r>
-            <w:r>
-              <w:br/>
-            </w:r>
-            <w:r>
-              <w:t>DELETE</w:t>
+            <w:tcW w:type="dxa" w:w="1966"/>
+          </w:tcPr>
+          <w:p>
+            <w:r/>
+            <w:r>
+              <w:t>GET, GET /id, POST, PATCH, DELETE</w:t>
             </w:r>
           </w:p>
         </w:tc>
@@ -3577,7 +4085,7 @@
       <w:r>
         <w:drawing>
           <wp:inline xmlns:a="http://schemas.openxmlformats.org/drawingml/2006/main" xmlns:pic="http://schemas.openxmlformats.org/drawingml/2006/picture">
-            <wp:extent cx="5394960" cy="3776472"/>
+            <wp:extent cx="5394960" cy="3785344"/>
             <wp:docPr id="4" name="Picture 4"/>
             <wp:cNvGraphicFramePr>
               <a:graphicFrameLocks noChangeAspect="1"/>
@@ -3598,7 +4106,7 @@
                   <pic:spPr>
                     <a:xfrm>
                       <a:off x="0" y="0"/>
-                      <a:ext cx="5394960" cy="3776472"/>
+                      <a:ext cx="5394960" cy="3785344"/>
                     </a:xfrm>
                     <a:prstGeom prst="rect"/>
                   </pic:spPr>
@@ -3777,7 +4285,7 @@
           <w:p>
             <w:r/>
             <w:r>
-              <w:t>Process Flow Management API</w:t>
+              <w:t>UNRESOLVED-TMF701</w:t>
             </w:r>
           </w:p>
         </w:tc>
@@ -3935,7 +4443,7 @@
         </w:tc>
         <w:tc>
           <w:tcPr>
-            <w:tcW w:type="dxa" w:w="4025"/>
+            <w:tcW w:type="dxa" w:w="3931"/>
           </w:tcPr>
           <w:p>
             <w:r/>
@@ -3949,7 +4457,7 @@
         </w:tc>
         <w:tc>
           <w:tcPr>
-            <w:tcW w:type="dxa" w:w="4025"/>
+            <w:tcW w:type="dxa" w:w="4118"/>
           </w:tcPr>
           <w:p>
             <w:r/>
@@ -3976,7 +4484,7 @@
         </w:tc>
         <w:tc>
           <w:tcPr>
-            <w:tcW w:type="dxa" w:w="4025"/>
+            <w:tcW w:type="dxa" w:w="3931"/>
           </w:tcPr>
           <w:p>
             <w:r/>
@@ -3987,7 +4495,7 @@
         </w:tc>
         <w:tc>
           <w:tcPr>
-            <w:tcW w:type="dxa" w:w="4025"/>
+            <w:tcW w:type="dxa" w:w="4118"/>
           </w:tcPr>
           <w:p>
             <w:r/>
@@ -4095,7 +4603,7 @@
         </w:tc>
         <w:tc>
           <w:tcPr>
-            <w:tcW w:type="dxa" w:w="4025"/>
+            <w:tcW w:type="dxa" w:w="3931"/>
           </w:tcPr>
           <w:p>
             <w:r/>
@@ -4106,7 +4614,7 @@
         </w:tc>
         <w:tc>
           <w:tcPr>
-            <w:tcW w:type="dxa" w:w="4025"/>
+            <w:tcW w:type="dxa" w:w="4118"/>
           </w:tcPr>
           <w:p>
             <w:r/>
@@ -4148,7 +4656,7 @@
         </w:tc>
         <w:tc>
           <w:tcPr>
-            <w:tcW w:type="dxa" w:w="4025"/>
+            <w:tcW w:type="dxa" w:w="3931"/>
           </w:tcPr>
           <w:p>
             <w:r/>
@@ -4159,7 +4667,7 @@
         </w:tc>
         <w:tc>
           <w:tcPr>
-            <w:tcW w:type="dxa" w:w="4025"/>
+            <w:tcW w:type="dxa" w:w="4118"/>
           </w:tcPr>
           <w:p>
             <w:r/>
@@ -4201,7 +4709,7 @@
         </w:tc>
         <w:tc>
           <w:tcPr>
-            <w:tcW w:type="dxa" w:w="4025"/>
+            <w:tcW w:type="dxa" w:w="3931"/>
           </w:tcPr>
           <w:p>
             <w:r/>
@@ -4212,7 +4720,7 @@
         </w:tc>
         <w:tc>
           <w:tcPr>
-            <w:tcW w:type="dxa" w:w="4025"/>
+            <w:tcW w:type="dxa" w:w="4118"/>
           </w:tcPr>
           <w:p>
             <w:r/>
@@ -4236,18 +4744,18 @@
         </w:tc>
         <w:tc>
           <w:tcPr>
-            <w:tcW w:type="dxa" w:w="4025"/>
-          </w:tcPr>
-          <w:p>
-            <w:r/>
-            <w:r>
-              <w:t>Geographic Location Management API</w:t>
-            </w:r>
-          </w:p>
-        </w:tc>
-        <w:tc>
-          <w:tcPr>
-            <w:tcW w:type="dxa" w:w="4025"/>
+            <w:tcW w:type="dxa" w:w="3931"/>
+          </w:tcPr>
+          <w:p>
+            <w:r/>
+            <w:r>
+              <w:t>UNRESOLVED-TMF675</w:t>
+            </w:r>
+          </w:p>
+        </w:tc>
+        <w:tc>
+          <w:tcPr>
+            <w:tcW w:type="dxa" w:w="4118"/>
           </w:tcPr>
           <w:p>
             <w:r/>
@@ -4271,7 +4779,7 @@
         </w:tc>
         <w:tc>
           <w:tcPr>
-            <w:tcW w:type="dxa" w:w="4025"/>
+            <w:tcW w:type="dxa" w:w="3931"/>
           </w:tcPr>
           <w:p>
             <w:r/>
@@ -4282,7 +4790,7 @@
         </w:tc>
         <w:tc>
           <w:tcPr>
-            <w:tcW w:type="dxa" w:w="4025"/>
+            <w:tcW w:type="dxa" w:w="4118"/>
           </w:tcPr>
           <w:p>
             <w:r/>

--- a/specifications/TMFC012-ResourceInventory/Diagrams/TMFC012_Resource_Inventory.docx
+++ b/specifications/TMFC012-ResourceInventory/Diagrams/TMFC012_Resource_Inventory.docx
@@ -155,6 +155,9 @@
         </w:tc>
       </w:tr>
       <w:tr>
+        <w:trPr>
+          <w:cantSplit/>
+        </w:trPr>
         <w:tc>
           <w:tcPr>
             <w:tcW w:type="dxa" w:w="2153"/>
@@ -358,6 +361,9 @@
         </w:tc>
       </w:tr>
       <w:tr>
+        <w:trPr>
+          <w:cantSplit/>
+        </w:trPr>
         <w:tc>
           <w:tcPr>
             <w:tcW w:type="dxa" w:w="1498"/>
@@ -404,6 +410,9 @@
         </w:tc>
       </w:tr>
       <w:tr>
+        <w:trPr>
+          <w:cantSplit/>
+        </w:trPr>
         <w:tc>
           <w:tcPr>
             <w:tcW w:type="dxa" w:w="1498"/>
@@ -491,7 +500,7 @@
         </w:trPr>
         <w:tc>
           <w:tcPr>
-            <w:tcW w:type="dxa" w:w="1404"/>
+            <w:tcW w:type="dxa" w:w="1498"/>
           </w:tcPr>
           <w:p>
             <w:r/>
@@ -533,7 +542,7 @@
         </w:tc>
         <w:tc>
           <w:tcPr>
-            <w:tcW w:type="dxa" w:w="2434"/>
+            <w:tcW w:type="dxa" w:w="2340"/>
           </w:tcPr>
           <w:p>
             <w:r/>
@@ -547,14 +556,17 @@
         </w:tc>
       </w:tr>
       <w:tr>
-        <w:tc>
-          <w:tcPr>
-            <w:tcW w:type="dxa" w:w="1404"/>
-          </w:tcPr>
-          <w:p>
-            <w:r/>
-            <w:r>
-              <w:t>Resource</w:t>
+        <w:trPr>
+          <w:cantSplit/>
+        </w:trPr>
+        <w:tc>
+          <w:tcPr>
+            <w:tcW w:type="dxa" w:w="1498"/>
+          </w:tcPr>
+          <w:p>
+            <w:r/>
+            <w:r>
+              <w:t>Resource ABE</w:t>
             </w:r>
           </w:p>
         </w:tc>
@@ -580,7 +592,7 @@
         </w:tc>
         <w:tc>
           <w:tcPr>
-            <w:tcW w:type="dxa" w:w="2434"/>
+            <w:tcW w:type="dxa" w:w="2340"/>
           </w:tcPr>
           <w:p>
             <w:r/>
@@ -642,7 +654,7 @@
         </w:tc>
         <w:tc>
           <w:tcPr>
-            <w:tcW w:type="dxa" w:w="2153"/>
+            <w:tcW w:type="dxa" w:w="2246"/>
           </w:tcPr>
           <w:p>
             <w:r/>
@@ -656,7 +668,7 @@
         </w:tc>
         <w:tc>
           <w:tcPr>
-            <w:tcW w:type="dxa" w:w="1685"/>
+            <w:tcW w:type="dxa" w:w="1498"/>
           </w:tcPr>
           <w:p>
             <w:r/>
@@ -664,7 +676,7 @@
               <w:rPr>
                 <w:b/>
               </w:rPr>
-              <w:t>Aggregate Function Level 1</w:t>
+              <w:t>Aggregate Function L1</w:t>
             </w:r>
           </w:p>
         </w:tc>
@@ -678,13 +690,13 @@
               <w:rPr>
                 <w:b/>
               </w:rPr>
-              <w:t>Aggregate Function Level 2</w:t>
-            </w:r>
-          </w:p>
-        </w:tc>
-        <w:tc>
-          <w:tcPr>
-            <w:tcW w:type="dxa" w:w="2246"/>
+              <w:t>Aggregate Function L2</w:t>
+            </w:r>
+          </w:p>
+        </w:tc>
+        <w:tc>
+          <w:tcPr>
+            <w:tcW w:type="dxa" w:w="2340"/>
           </w:tcPr>
           <w:p>
             <w:r/>
@@ -698,6 +710,9 @@
         </w:tc>
       </w:tr>
       <w:tr>
+        <w:trPr>
+          <w:cantSplit/>
+        </w:trPr>
         <w:tc>
           <w:tcPr>
             <w:tcW w:type="dxa" w:w="1123"/>
@@ -711,40 +726,40 @@
         </w:tc>
         <w:tc>
           <w:tcPr>
+            <w:tcW w:type="dxa" w:w="2246"/>
+          </w:tcPr>
+          <w:p>
+            <w:r/>
+            <w:r>
+              <w:t>Physical Implementation Information Capturing</w:t>
+            </w:r>
+          </w:p>
+        </w:tc>
+        <w:tc>
+          <w:tcPr>
+            <w:tcW w:type="dxa" w:w="1498"/>
+          </w:tcPr>
+          <w:p>
+            <w:r/>
+            <w:r>
+              <w:t>Resource Management</w:t>
+            </w:r>
+          </w:p>
+        </w:tc>
+        <w:tc>
+          <w:tcPr>
             <w:tcW w:type="dxa" w:w="2153"/>
           </w:tcPr>
           <w:p>
             <w:r/>
             <w:r>
-              <w:t>Physical Implementation Information Capturing</w:t>
-            </w:r>
-          </w:p>
-        </w:tc>
-        <w:tc>
-          <w:tcPr>
-            <w:tcW w:type="dxa" w:w="1685"/>
-          </w:tcPr>
-          <w:p>
-            <w:r/>
-            <w:r>
-              <w:t>Resource Management</w:t>
-            </w:r>
-          </w:p>
-        </w:tc>
-        <w:tc>
-          <w:tcPr>
-            <w:tcW w:type="dxa" w:w="2153"/>
-          </w:tcPr>
-          <w:p>
-            <w:r/>
-            <w:r>
               <w:t>Resource Repository Management</w:t>
             </w:r>
           </w:p>
         </w:tc>
         <w:tc>
           <w:tcPr>
-            <w:tcW w:type="dxa" w:w="2246"/>
+            <w:tcW w:type="dxa" w:w="2340"/>
           </w:tcPr>
           <w:p>
             <w:r/>
@@ -755,6 +770,9 @@
         </w:tc>
       </w:tr>
       <w:tr>
+        <w:trPr>
+          <w:cantSplit/>
+        </w:trPr>
         <w:tc>
           <w:tcPr>
             <w:tcW w:type="dxa" w:w="1123"/>
@@ -768,40 +786,40 @@
         </w:tc>
         <w:tc>
           <w:tcPr>
+            <w:tcW w:type="dxa" w:w="2246"/>
+          </w:tcPr>
+          <w:p>
+            <w:r/>
+            <w:r>
+              <w:t>Network Overviews Presentation</w:t>
+            </w:r>
+          </w:p>
+        </w:tc>
+        <w:tc>
+          <w:tcPr>
+            <w:tcW w:type="dxa" w:w="1498"/>
+          </w:tcPr>
+          <w:p>
+            <w:r/>
+            <w:r>
+              <w:t>Resource Management</w:t>
+            </w:r>
+          </w:p>
+        </w:tc>
+        <w:tc>
+          <w:tcPr>
             <w:tcW w:type="dxa" w:w="2153"/>
           </w:tcPr>
           <w:p>
             <w:r/>
             <w:r>
-              <w:t>Network Overviews Presentation</w:t>
-            </w:r>
-          </w:p>
-        </w:tc>
-        <w:tc>
-          <w:tcPr>
-            <w:tcW w:type="dxa" w:w="1685"/>
-          </w:tcPr>
-          <w:p>
-            <w:r/>
-            <w:r>
-              <w:t>Resource Management</w:t>
-            </w:r>
-          </w:p>
-        </w:tc>
-        <w:tc>
-          <w:tcPr>
-            <w:tcW w:type="dxa" w:w="2153"/>
-          </w:tcPr>
-          <w:p>
-            <w:r/>
-            <w:r>
               <w:t>Resource Repository Management</w:t>
             </w:r>
           </w:p>
         </w:tc>
         <w:tc>
           <w:tcPr>
-            <w:tcW w:type="dxa" w:w="2246"/>
+            <w:tcW w:type="dxa" w:w="2340"/>
           </w:tcPr>
           <w:p>
             <w:r/>
@@ -812,6 +830,9 @@
         </w:tc>
       </w:tr>
       <w:tr>
+        <w:trPr>
+          <w:cantSplit/>
+        </w:trPr>
         <w:tc>
           <w:tcPr>
             <w:tcW w:type="dxa" w:w="1123"/>
@@ -825,40 +846,40 @@
         </w:tc>
         <w:tc>
           <w:tcPr>
+            <w:tcW w:type="dxa" w:w="2246"/>
+          </w:tcPr>
+          <w:p>
+            <w:r/>
+            <w:r>
+              <w:t>Resource Configuration Change Logging</w:t>
+            </w:r>
+          </w:p>
+        </w:tc>
+        <w:tc>
+          <w:tcPr>
+            <w:tcW w:type="dxa" w:w="1498"/>
+          </w:tcPr>
+          <w:p>
+            <w:r/>
+            <w:r>
+              <w:t>Resource Management</w:t>
+            </w:r>
+          </w:p>
+        </w:tc>
+        <w:tc>
+          <w:tcPr>
             <w:tcW w:type="dxa" w:w="2153"/>
           </w:tcPr>
           <w:p>
             <w:r/>
             <w:r>
-              <w:t>Resource Configuration Change Logging</w:t>
-            </w:r>
-          </w:p>
-        </w:tc>
-        <w:tc>
-          <w:tcPr>
-            <w:tcW w:type="dxa" w:w="1685"/>
-          </w:tcPr>
-          <w:p>
-            <w:r/>
-            <w:r>
-              <w:t>Resource Management</w:t>
-            </w:r>
-          </w:p>
-        </w:tc>
-        <w:tc>
-          <w:tcPr>
-            <w:tcW w:type="dxa" w:w="2153"/>
-          </w:tcPr>
-          <w:p>
-            <w:r/>
-            <w:r>
               <w:t>Resource Repository Management</w:t>
             </w:r>
           </w:p>
         </w:tc>
         <w:tc>
           <w:tcPr>
-            <w:tcW w:type="dxa" w:w="2246"/>
+            <w:tcW w:type="dxa" w:w="2340"/>
           </w:tcPr>
           <w:p>
             <w:r/>
@@ -869,6 +890,9 @@
         </w:tc>
       </w:tr>
       <w:tr>
+        <w:trPr>
+          <w:cantSplit/>
+        </w:trPr>
         <w:tc>
           <w:tcPr>
             <w:tcW w:type="dxa" w:w="1123"/>
@@ -882,40 +906,40 @@
         </w:tc>
         <w:tc>
           <w:tcPr>
+            <w:tcW w:type="dxa" w:w="2246"/>
+          </w:tcPr>
+          <w:p>
+            <w:r/>
+            <w:r>
+              <w:t>Resource Configuration Management</w:t>
+            </w:r>
+          </w:p>
+        </w:tc>
+        <w:tc>
+          <w:tcPr>
+            <w:tcW w:type="dxa" w:w="1498"/>
+          </w:tcPr>
+          <w:p>
+            <w:r/>
+            <w:r>
+              <w:t>Resource Management</w:t>
+            </w:r>
+          </w:p>
+        </w:tc>
+        <w:tc>
+          <w:tcPr>
             <w:tcW w:type="dxa" w:w="2153"/>
           </w:tcPr>
           <w:p>
             <w:r/>
             <w:r>
-              <w:t>Resource Configuration Management</w:t>
-            </w:r>
-          </w:p>
-        </w:tc>
-        <w:tc>
-          <w:tcPr>
-            <w:tcW w:type="dxa" w:w="1685"/>
-          </w:tcPr>
-          <w:p>
-            <w:r/>
-            <w:r>
-              <w:t>Resource Management</w:t>
-            </w:r>
-          </w:p>
-        </w:tc>
-        <w:tc>
-          <w:tcPr>
-            <w:tcW w:type="dxa" w:w="2153"/>
-          </w:tcPr>
-          <w:p>
-            <w:r/>
-            <w:r>
               <w:t>Resource Repository Management</w:t>
             </w:r>
           </w:p>
         </w:tc>
         <w:tc>
           <w:tcPr>
-            <w:tcW w:type="dxa" w:w="2246"/>
+            <w:tcW w:type="dxa" w:w="2340"/>
           </w:tcPr>
           <w:p>
             <w:r/>
@@ -926,6 +950,9 @@
         </w:tc>
       </w:tr>
       <w:tr>
+        <w:trPr>
+          <w:cantSplit/>
+        </w:trPr>
         <w:tc>
           <w:tcPr>
             <w:tcW w:type="dxa" w:w="1123"/>
@@ -939,40 +966,40 @@
         </w:tc>
         <w:tc>
           <w:tcPr>
+            <w:tcW w:type="dxa" w:w="2246"/>
+          </w:tcPr>
+          <w:p>
+            <w:r/>
+            <w:r>
+              <w:t>Resource Topology Verification</w:t>
+            </w:r>
+          </w:p>
+        </w:tc>
+        <w:tc>
+          <w:tcPr>
+            <w:tcW w:type="dxa" w:w="1498"/>
+          </w:tcPr>
+          <w:p>
+            <w:r/>
+            <w:r>
+              <w:t>Resource Management</w:t>
+            </w:r>
+          </w:p>
+        </w:tc>
+        <w:tc>
+          <w:tcPr>
             <w:tcW w:type="dxa" w:w="2153"/>
           </w:tcPr>
           <w:p>
             <w:r/>
             <w:r>
-              <w:t>Resource Topology Verification</w:t>
-            </w:r>
-          </w:p>
-        </w:tc>
-        <w:tc>
-          <w:tcPr>
-            <w:tcW w:type="dxa" w:w="1685"/>
-          </w:tcPr>
-          <w:p>
-            <w:r/>
-            <w:r>
-              <w:t>Resource Management</w:t>
-            </w:r>
-          </w:p>
-        </w:tc>
-        <w:tc>
-          <w:tcPr>
-            <w:tcW w:type="dxa" w:w="2153"/>
-          </w:tcPr>
-          <w:p>
-            <w:r/>
-            <w:r>
               <w:t>Resource Repository Management</w:t>
             </w:r>
           </w:p>
         </w:tc>
         <w:tc>
           <w:tcPr>
-            <w:tcW w:type="dxa" w:w="2246"/>
+            <w:tcW w:type="dxa" w:w="2340"/>
           </w:tcPr>
           <w:p>
             <w:r/>
@@ -983,6 +1010,9 @@
         </w:tc>
       </w:tr>
       <w:tr>
+        <w:trPr>
+          <w:cantSplit/>
+        </w:trPr>
         <w:tc>
           <w:tcPr>
             <w:tcW w:type="dxa" w:w="1123"/>
@@ -996,40 +1026,40 @@
         </w:tc>
         <w:tc>
           <w:tcPr>
+            <w:tcW w:type="dxa" w:w="2246"/>
+          </w:tcPr>
+          <w:p>
+            <w:r/>
+            <w:r>
+              <w:t>Resource Information Model Creation</w:t>
+            </w:r>
+          </w:p>
+        </w:tc>
+        <w:tc>
+          <w:tcPr>
+            <w:tcW w:type="dxa" w:w="1498"/>
+          </w:tcPr>
+          <w:p>
+            <w:r/>
+            <w:r>
+              <w:t>Resource Management</w:t>
+            </w:r>
+          </w:p>
+        </w:tc>
+        <w:tc>
+          <w:tcPr>
             <w:tcW w:type="dxa" w:w="2153"/>
           </w:tcPr>
           <w:p>
             <w:r/>
             <w:r>
-              <w:t>Resource Information Model Creation</w:t>
-            </w:r>
-          </w:p>
-        </w:tc>
-        <w:tc>
-          <w:tcPr>
-            <w:tcW w:type="dxa" w:w="1685"/>
-          </w:tcPr>
-          <w:p>
-            <w:r/>
-            <w:r>
-              <w:t>Resource Management</w:t>
-            </w:r>
-          </w:p>
-        </w:tc>
-        <w:tc>
-          <w:tcPr>
-            <w:tcW w:type="dxa" w:w="2153"/>
-          </w:tcPr>
-          <w:p>
-            <w:r/>
-            <w:r>
               <w:t>Resource Repository Management</w:t>
             </w:r>
           </w:p>
         </w:tc>
         <w:tc>
           <w:tcPr>
-            <w:tcW w:type="dxa" w:w="2246"/>
+            <w:tcW w:type="dxa" w:w="2340"/>
           </w:tcPr>
           <w:p>
             <w:r/>
@@ -1040,6 +1070,9 @@
         </w:tc>
       </w:tr>
       <w:tr>
+        <w:trPr>
+          <w:cantSplit/>
+        </w:trPr>
         <w:tc>
           <w:tcPr>
             <w:tcW w:type="dxa" w:w="1123"/>
@@ -1053,40 +1086,40 @@
         </w:tc>
         <w:tc>
           <w:tcPr>
+            <w:tcW w:type="dxa" w:w="2246"/>
+          </w:tcPr>
+          <w:p>
+            <w:r/>
+            <w:r>
+              <w:t>Resource Repository Retrieval</w:t>
+            </w:r>
+          </w:p>
+        </w:tc>
+        <w:tc>
+          <w:tcPr>
+            <w:tcW w:type="dxa" w:w="1498"/>
+          </w:tcPr>
+          <w:p>
+            <w:r/>
+            <w:r>
+              <w:t>Resource Management</w:t>
+            </w:r>
+          </w:p>
+        </w:tc>
+        <w:tc>
+          <w:tcPr>
             <w:tcW w:type="dxa" w:w="2153"/>
           </w:tcPr>
           <w:p>
             <w:r/>
             <w:r>
-              <w:t>Resource Repository Retrieval</w:t>
-            </w:r>
-          </w:p>
-        </w:tc>
-        <w:tc>
-          <w:tcPr>
-            <w:tcW w:type="dxa" w:w="1685"/>
-          </w:tcPr>
-          <w:p>
-            <w:r/>
-            <w:r>
-              <w:t>Resource Management</w:t>
-            </w:r>
-          </w:p>
-        </w:tc>
-        <w:tc>
-          <w:tcPr>
-            <w:tcW w:type="dxa" w:w="2153"/>
-          </w:tcPr>
-          <w:p>
-            <w:r/>
-            <w:r>
               <w:t>Resource Repository Management</w:t>
             </w:r>
           </w:p>
         </w:tc>
         <w:tc>
           <w:tcPr>
-            <w:tcW w:type="dxa" w:w="2246"/>
+            <w:tcW w:type="dxa" w:w="2340"/>
           </w:tcPr>
           <w:p>
             <w:r/>
@@ -1097,6 +1130,9 @@
         </w:tc>
       </w:tr>
       <w:tr>
+        <w:trPr>
+          <w:cantSplit/>
+        </w:trPr>
         <w:tc>
           <w:tcPr>
             <w:tcW w:type="dxa" w:w="1123"/>
@@ -1110,40 +1146,40 @@
         </w:tc>
         <w:tc>
           <w:tcPr>
+            <w:tcW w:type="dxa" w:w="2246"/>
+          </w:tcPr>
+          <w:p>
+            <w:r/>
+            <w:r>
+              <w:t>Resource Repository Updating</w:t>
+            </w:r>
+          </w:p>
+        </w:tc>
+        <w:tc>
+          <w:tcPr>
+            <w:tcW w:type="dxa" w:w="1498"/>
+          </w:tcPr>
+          <w:p>
+            <w:r/>
+            <w:r>
+              <w:t>Resource Management</w:t>
+            </w:r>
+          </w:p>
+        </w:tc>
+        <w:tc>
+          <w:tcPr>
             <w:tcW w:type="dxa" w:w="2153"/>
           </w:tcPr>
           <w:p>
             <w:r/>
             <w:r>
-              <w:t>Resource Repository Updating</w:t>
-            </w:r>
-          </w:p>
-        </w:tc>
-        <w:tc>
-          <w:tcPr>
-            <w:tcW w:type="dxa" w:w="1685"/>
-          </w:tcPr>
-          <w:p>
-            <w:r/>
-            <w:r>
-              <w:t>Resource Management</w:t>
-            </w:r>
-          </w:p>
-        </w:tc>
-        <w:tc>
-          <w:tcPr>
-            <w:tcW w:type="dxa" w:w="2153"/>
-          </w:tcPr>
-          <w:p>
-            <w:r/>
-            <w:r>
               <w:t>Resource Repository Management</w:t>
             </w:r>
           </w:p>
         </w:tc>
         <w:tc>
           <w:tcPr>
-            <w:tcW w:type="dxa" w:w="2246"/>
+            <w:tcW w:type="dxa" w:w="2340"/>
           </w:tcPr>
           <w:p>
             <w:r/>
@@ -1154,6 +1190,9 @@
         </w:tc>
       </w:tr>
       <w:tr>
+        <w:trPr>
+          <w:cantSplit/>
+        </w:trPr>
         <w:tc>
           <w:tcPr>
             <w:tcW w:type="dxa" w:w="1123"/>
@@ -1167,40 +1206,40 @@
         </w:tc>
         <w:tc>
           <w:tcPr>
+            <w:tcW w:type="dxa" w:w="2246"/>
+          </w:tcPr>
+          <w:p>
+            <w:r/>
+            <w:r>
+              <w:t>Resource Repository Update Notification</w:t>
+            </w:r>
+          </w:p>
+        </w:tc>
+        <w:tc>
+          <w:tcPr>
+            <w:tcW w:type="dxa" w:w="1498"/>
+          </w:tcPr>
+          <w:p>
+            <w:r/>
+            <w:r>
+              <w:t>Resource Management</w:t>
+            </w:r>
+          </w:p>
+        </w:tc>
+        <w:tc>
+          <w:tcPr>
             <w:tcW w:type="dxa" w:w="2153"/>
           </w:tcPr>
           <w:p>
             <w:r/>
             <w:r>
-              <w:t>Resource Repository Update Notification</w:t>
-            </w:r>
-          </w:p>
-        </w:tc>
-        <w:tc>
-          <w:tcPr>
-            <w:tcW w:type="dxa" w:w="1685"/>
-          </w:tcPr>
-          <w:p>
-            <w:r/>
-            <w:r>
-              <w:t>Resource Management</w:t>
-            </w:r>
-          </w:p>
-        </w:tc>
-        <w:tc>
-          <w:tcPr>
-            <w:tcW w:type="dxa" w:w="2153"/>
-          </w:tcPr>
-          <w:p>
-            <w:r/>
-            <w:r>
               <w:t>Resource Repository Management</w:t>
             </w:r>
           </w:p>
         </w:tc>
         <w:tc>
           <w:tcPr>
-            <w:tcW w:type="dxa" w:w="2246"/>
+            <w:tcW w:type="dxa" w:w="2340"/>
           </w:tcPr>
           <w:p>
             <w:r/>
@@ -1211,6 +1250,9 @@
         </w:tc>
       </w:tr>
       <w:tr>
+        <w:trPr>
+          <w:cantSplit/>
+        </w:trPr>
         <w:tc>
           <w:tcPr>
             <w:tcW w:type="dxa" w:w="1123"/>
@@ -1224,40 +1266,40 @@
         </w:tc>
         <w:tc>
           <w:tcPr>
+            <w:tcW w:type="dxa" w:w="2246"/>
+          </w:tcPr>
+          <w:p>
+            <w:r/>
+            <w:r>
+              <w:t>Voucher Reporting</w:t>
+            </w:r>
+          </w:p>
+        </w:tc>
+        <w:tc>
+          <w:tcPr>
+            <w:tcW w:type="dxa" w:w="1498"/>
+          </w:tcPr>
+          <w:p>
+            <w:r/>
+            <w:r>
+              <w:t>Resource Management</w:t>
+            </w:r>
+          </w:p>
+        </w:tc>
+        <w:tc>
+          <w:tcPr>
             <w:tcW w:type="dxa" w:w="2153"/>
           </w:tcPr>
           <w:p>
             <w:r/>
             <w:r>
-              <w:t>Voucher Reporting</w:t>
-            </w:r>
-          </w:p>
-        </w:tc>
-        <w:tc>
-          <w:tcPr>
-            <w:tcW w:type="dxa" w:w="1685"/>
-          </w:tcPr>
-          <w:p>
-            <w:r/>
-            <w:r>
-              <w:t>Resource Management</w:t>
-            </w:r>
-          </w:p>
-        </w:tc>
-        <w:tc>
-          <w:tcPr>
-            <w:tcW w:type="dxa" w:w="2153"/>
-          </w:tcPr>
-          <w:p>
-            <w:r/>
-            <w:r>
               <w:t>Resource Repository Management</w:t>
             </w:r>
           </w:p>
         </w:tc>
         <w:tc>
           <w:tcPr>
-            <w:tcW w:type="dxa" w:w="2246"/>
+            <w:tcW w:type="dxa" w:w="2340"/>
           </w:tcPr>
           <w:p>
             <w:r/>
@@ -1268,6 +1310,9 @@
         </w:tc>
       </w:tr>
       <w:tr>
+        <w:trPr>
+          <w:cantSplit/>
+        </w:trPr>
         <w:tc>
           <w:tcPr>
             <w:tcW w:type="dxa" w:w="1123"/>
@@ -1281,40 +1326,40 @@
         </w:tc>
         <w:tc>
           <w:tcPr>
+            <w:tcW w:type="dxa" w:w="2246"/>
+          </w:tcPr>
+          <w:p>
+            <w:r/>
+            <w:r>
+              <w:t>Voucher Life Cycle Management</w:t>
+            </w:r>
+          </w:p>
+        </w:tc>
+        <w:tc>
+          <w:tcPr>
+            <w:tcW w:type="dxa" w:w="1498"/>
+          </w:tcPr>
+          <w:p>
+            <w:r/>
+            <w:r>
+              <w:t>Resource Management</w:t>
+            </w:r>
+          </w:p>
+        </w:tc>
+        <w:tc>
+          <w:tcPr>
             <w:tcW w:type="dxa" w:w="2153"/>
           </w:tcPr>
           <w:p>
             <w:r/>
             <w:r>
-              <w:t>Voucher Life Cycle Management</w:t>
-            </w:r>
-          </w:p>
-        </w:tc>
-        <w:tc>
-          <w:tcPr>
-            <w:tcW w:type="dxa" w:w="1685"/>
-          </w:tcPr>
-          <w:p>
-            <w:r/>
-            <w:r>
-              <w:t>Resource Management</w:t>
-            </w:r>
-          </w:p>
-        </w:tc>
-        <w:tc>
-          <w:tcPr>
-            <w:tcW w:type="dxa" w:w="2153"/>
-          </w:tcPr>
-          <w:p>
-            <w:r/>
-            <w:r>
               <w:t>Resource Repository Management</w:t>
             </w:r>
           </w:p>
         </w:tc>
         <w:tc>
           <w:tcPr>
-            <w:tcW w:type="dxa" w:w="2246"/>
+            <w:tcW w:type="dxa" w:w="2340"/>
           </w:tcPr>
           <w:p>
             <w:r/>
@@ -1325,6 +1370,9 @@
         </w:tc>
       </w:tr>
       <w:tr>
+        <w:trPr>
+          <w:cantSplit/>
+        </w:trPr>
         <w:tc>
           <w:tcPr>
             <w:tcW w:type="dxa" w:w="1123"/>
@@ -1338,40 +1386,40 @@
         </w:tc>
         <w:tc>
           <w:tcPr>
+            <w:tcW w:type="dxa" w:w="2246"/>
+          </w:tcPr>
+          <w:p>
+            <w:r/>
+            <w:r>
+              <w:t>Resource Data Inventory Synchronization</w:t>
+            </w:r>
+          </w:p>
+        </w:tc>
+        <w:tc>
+          <w:tcPr>
+            <w:tcW w:type="dxa" w:w="1498"/>
+          </w:tcPr>
+          <w:p>
+            <w:r/>
+            <w:r>
+              <w:t>Resource Management</w:t>
+            </w:r>
+          </w:p>
+        </w:tc>
+        <w:tc>
+          <w:tcPr>
             <w:tcW w:type="dxa" w:w="2153"/>
           </w:tcPr>
           <w:p>
             <w:r/>
             <w:r>
-              <w:t>Resource Data Inventory Synchronization</w:t>
-            </w:r>
-          </w:p>
-        </w:tc>
-        <w:tc>
-          <w:tcPr>
-            <w:tcW w:type="dxa" w:w="1685"/>
-          </w:tcPr>
-          <w:p>
-            <w:r/>
-            <w:r>
-              <w:t>Resource Management</w:t>
-            </w:r>
-          </w:p>
-        </w:tc>
-        <w:tc>
-          <w:tcPr>
-            <w:tcW w:type="dxa" w:w="2153"/>
-          </w:tcPr>
-          <w:p>
-            <w:r/>
-            <w:r>
               <w:t>Resource Repository Management</w:t>
             </w:r>
           </w:p>
         </w:tc>
         <w:tc>
           <w:tcPr>
-            <w:tcW w:type="dxa" w:w="2246"/>
+            <w:tcW w:type="dxa" w:w="2340"/>
           </w:tcPr>
           <w:p>
             <w:r/>
@@ -1382,6 +1430,9 @@
         </w:tc>
       </w:tr>
       <w:tr>
+        <w:trPr>
+          <w:cantSplit/>
+        </w:trPr>
         <w:tc>
           <w:tcPr>
             <w:tcW w:type="dxa" w:w="1123"/>
@@ -1395,40 +1446,40 @@
         </w:tc>
         <w:tc>
           <w:tcPr>
+            <w:tcW w:type="dxa" w:w="2246"/>
+          </w:tcPr>
+          <w:p>
+            <w:r/>
+            <w:r>
+              <w:t>Number Aging</w:t>
+            </w:r>
+          </w:p>
+        </w:tc>
+        <w:tc>
+          <w:tcPr>
+            <w:tcW w:type="dxa" w:w="1498"/>
+          </w:tcPr>
+          <w:p>
+            <w:r/>
+            <w:r>
+              <w:t>Resource Management</w:t>
+            </w:r>
+          </w:p>
+        </w:tc>
+        <w:tc>
+          <w:tcPr>
             <w:tcW w:type="dxa" w:w="2153"/>
           </w:tcPr>
           <w:p>
             <w:r/>
             <w:r>
-              <w:t>Number Aging</w:t>
-            </w:r>
-          </w:p>
-        </w:tc>
-        <w:tc>
-          <w:tcPr>
-            <w:tcW w:type="dxa" w:w="1685"/>
-          </w:tcPr>
-          <w:p>
-            <w:r/>
-            <w:r>
-              <w:t>Resource Management</w:t>
-            </w:r>
-          </w:p>
-        </w:tc>
-        <w:tc>
-          <w:tcPr>
-            <w:tcW w:type="dxa" w:w="2153"/>
-          </w:tcPr>
-          <w:p>
-            <w:r/>
-            <w:r>
               <w:t>Regulated Logical Resources Management</w:t>
             </w:r>
           </w:p>
         </w:tc>
         <w:tc>
           <w:tcPr>
-            <w:tcW w:type="dxa" w:w="2246"/>
+            <w:tcW w:type="dxa" w:w="2340"/>
           </w:tcPr>
           <w:p>
             <w:r/>
@@ -1439,6 +1490,9 @@
         </w:tc>
       </w:tr>
       <w:tr>
+        <w:trPr>
+          <w:cantSplit/>
+        </w:trPr>
         <w:tc>
           <w:tcPr>
             <w:tcW w:type="dxa" w:w="1123"/>
@@ -1452,40 +1506,40 @@
         </w:tc>
         <w:tc>
           <w:tcPr>
+            <w:tcW w:type="dxa" w:w="2246"/>
+          </w:tcPr>
+          <w:p>
+            <w:r/>
+            <w:r>
+              <w:t>Number Assigning</w:t>
+            </w:r>
+          </w:p>
+        </w:tc>
+        <w:tc>
+          <w:tcPr>
+            <w:tcW w:type="dxa" w:w="1498"/>
+          </w:tcPr>
+          <w:p>
+            <w:r/>
+            <w:r>
+              <w:t>Resource Management</w:t>
+            </w:r>
+          </w:p>
+        </w:tc>
+        <w:tc>
+          <w:tcPr>
             <w:tcW w:type="dxa" w:w="2153"/>
           </w:tcPr>
           <w:p>
             <w:r/>
             <w:r>
-              <w:t>Number Assigning</w:t>
-            </w:r>
-          </w:p>
-        </w:tc>
-        <w:tc>
-          <w:tcPr>
-            <w:tcW w:type="dxa" w:w="1685"/>
-          </w:tcPr>
-          <w:p>
-            <w:r/>
-            <w:r>
-              <w:t>Resource Management</w:t>
-            </w:r>
-          </w:p>
-        </w:tc>
-        <w:tc>
-          <w:tcPr>
-            <w:tcW w:type="dxa" w:w="2153"/>
-          </w:tcPr>
-          <w:p>
-            <w:r/>
-            <w:r>
               <w:t>Regulated Logical Resources Management</w:t>
             </w:r>
           </w:p>
         </w:tc>
         <w:tc>
           <w:tcPr>
-            <w:tcW w:type="dxa" w:w="2246"/>
+            <w:tcW w:type="dxa" w:w="2340"/>
           </w:tcPr>
           <w:p>
             <w:r/>
@@ -1496,6 +1550,9 @@
         </w:tc>
       </w:tr>
       <w:tr>
+        <w:trPr>
+          <w:cantSplit/>
+        </w:trPr>
         <w:tc>
           <w:tcPr>
             <w:tcW w:type="dxa" w:w="1123"/>
@@ -1509,40 +1566,40 @@
         </w:tc>
         <w:tc>
           <w:tcPr>
+            <w:tcW w:type="dxa" w:w="2246"/>
+          </w:tcPr>
+          <w:p>
+            <w:r/>
+            <w:r>
+              <w:t>Number Searching</w:t>
+            </w:r>
+          </w:p>
+        </w:tc>
+        <w:tc>
+          <w:tcPr>
+            <w:tcW w:type="dxa" w:w="1498"/>
+          </w:tcPr>
+          <w:p>
+            <w:r/>
+            <w:r>
+              <w:t>Resource Management</w:t>
+            </w:r>
+          </w:p>
+        </w:tc>
+        <w:tc>
+          <w:tcPr>
             <w:tcW w:type="dxa" w:w="2153"/>
           </w:tcPr>
           <w:p>
             <w:r/>
             <w:r>
-              <w:t>Number Searching</w:t>
-            </w:r>
-          </w:p>
-        </w:tc>
-        <w:tc>
-          <w:tcPr>
-            <w:tcW w:type="dxa" w:w="1685"/>
-          </w:tcPr>
-          <w:p>
-            <w:r/>
-            <w:r>
-              <w:t>Resource Management</w:t>
-            </w:r>
-          </w:p>
-        </w:tc>
-        <w:tc>
-          <w:tcPr>
-            <w:tcW w:type="dxa" w:w="2153"/>
-          </w:tcPr>
-          <w:p>
-            <w:r/>
-            <w:r>
               <w:t>Regulated Logical Resources Management</w:t>
             </w:r>
           </w:p>
         </w:tc>
         <w:tc>
           <w:tcPr>
-            <w:tcW w:type="dxa" w:w="2246"/>
+            <w:tcW w:type="dxa" w:w="2340"/>
           </w:tcPr>
           <w:p>
             <w:r/>
@@ -1553,6 +1610,9 @@
         </w:tc>
       </w:tr>
       <w:tr>
+        <w:trPr>
+          <w:cantSplit/>
+        </w:trPr>
         <w:tc>
           <w:tcPr>
             <w:tcW w:type="dxa" w:w="1123"/>
@@ -1566,40 +1626,40 @@
         </w:tc>
         <w:tc>
           <w:tcPr>
+            <w:tcW w:type="dxa" w:w="2246"/>
+          </w:tcPr>
+          <w:p>
+            <w:r/>
+            <w:r>
+              <w:t>Number Tracking and Reporting</w:t>
+            </w:r>
+          </w:p>
+        </w:tc>
+        <w:tc>
+          <w:tcPr>
+            <w:tcW w:type="dxa" w:w="1498"/>
+          </w:tcPr>
+          <w:p>
+            <w:r/>
+            <w:r>
+              <w:t>Resource Management</w:t>
+            </w:r>
+          </w:p>
+        </w:tc>
+        <w:tc>
+          <w:tcPr>
             <w:tcW w:type="dxa" w:w="2153"/>
           </w:tcPr>
           <w:p>
             <w:r/>
             <w:r>
-              <w:t>Number Tracking and Reporting</w:t>
-            </w:r>
-          </w:p>
-        </w:tc>
-        <w:tc>
-          <w:tcPr>
-            <w:tcW w:type="dxa" w:w="1685"/>
-          </w:tcPr>
-          <w:p>
-            <w:r/>
-            <w:r>
-              <w:t>Resource Management</w:t>
-            </w:r>
-          </w:p>
-        </w:tc>
-        <w:tc>
-          <w:tcPr>
-            <w:tcW w:type="dxa" w:w="2153"/>
-          </w:tcPr>
-          <w:p>
-            <w:r/>
-            <w:r>
               <w:t>Regulated Logical Resources Management</w:t>
             </w:r>
           </w:p>
         </w:tc>
         <w:tc>
           <w:tcPr>
-            <w:tcW w:type="dxa" w:w="2246"/>
+            <w:tcW w:type="dxa" w:w="2340"/>
           </w:tcPr>
           <w:p>
             <w:r/>
@@ -1610,6 +1670,9 @@
         </w:tc>
       </w:tr>
       <w:tr>
+        <w:trPr>
+          <w:cantSplit/>
+        </w:trPr>
         <w:tc>
           <w:tcPr>
             <w:tcW w:type="dxa" w:w="1123"/>
@@ -1623,40 +1686,40 @@
         </w:tc>
         <w:tc>
           <w:tcPr>
+            <w:tcW w:type="dxa" w:w="2246"/>
+          </w:tcPr>
+          <w:p>
+            <w:r/>
+            <w:r>
+              <w:t>Number Portability Orchestration</w:t>
+            </w:r>
+          </w:p>
+        </w:tc>
+        <w:tc>
+          <w:tcPr>
+            <w:tcW w:type="dxa" w:w="1498"/>
+          </w:tcPr>
+          <w:p>
+            <w:r/>
+            <w:r>
+              <w:t>Resource Management</w:t>
+            </w:r>
+          </w:p>
+        </w:tc>
+        <w:tc>
+          <w:tcPr>
             <w:tcW w:type="dxa" w:w="2153"/>
           </w:tcPr>
           <w:p>
             <w:r/>
             <w:r>
-              <w:t>Number Portability Orchestration</w:t>
-            </w:r>
-          </w:p>
-        </w:tc>
-        <w:tc>
-          <w:tcPr>
-            <w:tcW w:type="dxa" w:w="1685"/>
-          </w:tcPr>
-          <w:p>
-            <w:r/>
-            <w:r>
-              <w:t>Resource Management</w:t>
-            </w:r>
-          </w:p>
-        </w:tc>
-        <w:tc>
-          <w:tcPr>
-            <w:tcW w:type="dxa" w:w="2153"/>
-          </w:tcPr>
-          <w:p>
-            <w:r/>
-            <w:r>
               <w:t>Regulated Logical Resources Management</w:t>
             </w:r>
           </w:p>
         </w:tc>
         <w:tc>
           <w:tcPr>
-            <w:tcW w:type="dxa" w:w="2246"/>
+            <w:tcW w:type="dxa" w:w="2340"/>
           </w:tcPr>
           <w:p>
             <w:r/>
@@ -1667,6 +1730,9 @@
         </w:tc>
       </w:tr>
       <w:tr>
+        <w:trPr>
+          <w:cantSplit/>
+        </w:trPr>
         <w:tc>
           <w:tcPr>
             <w:tcW w:type="dxa" w:w="1123"/>
@@ -1680,40 +1746,40 @@
         </w:tc>
         <w:tc>
           <w:tcPr>
+            <w:tcW w:type="dxa" w:w="2246"/>
+          </w:tcPr>
+          <w:p>
+            <w:r/>
+            <w:r>
+              <w:t>Number Portability Risk &amp; Effectiveness Management</w:t>
+            </w:r>
+          </w:p>
+        </w:tc>
+        <w:tc>
+          <w:tcPr>
+            <w:tcW w:type="dxa" w:w="1498"/>
+          </w:tcPr>
+          <w:p>
+            <w:r/>
+            <w:r>
+              <w:t>Resource Management</w:t>
+            </w:r>
+          </w:p>
+        </w:tc>
+        <w:tc>
+          <w:tcPr>
             <w:tcW w:type="dxa" w:w="2153"/>
           </w:tcPr>
           <w:p>
             <w:r/>
             <w:r>
-              <w:t>Number Portability Risk &amp; Effectiveness Management</w:t>
-            </w:r>
-          </w:p>
-        </w:tc>
-        <w:tc>
-          <w:tcPr>
-            <w:tcW w:type="dxa" w:w="1685"/>
-          </w:tcPr>
-          <w:p>
-            <w:r/>
-            <w:r>
-              <w:t>Resource Management</w:t>
-            </w:r>
-          </w:p>
-        </w:tc>
-        <w:tc>
-          <w:tcPr>
-            <w:tcW w:type="dxa" w:w="2153"/>
-          </w:tcPr>
-          <w:p>
-            <w:r/>
-            <w:r>
               <w:t>Regulated Logical Resources Management</w:t>
             </w:r>
           </w:p>
         </w:tc>
         <w:tc>
           <w:tcPr>
-            <w:tcW w:type="dxa" w:w="2246"/>
+            <w:tcW w:type="dxa" w:w="2340"/>
           </w:tcPr>
           <w:p>
             <w:r/>
@@ -1724,6 +1790,9 @@
         </w:tc>
       </w:tr>
       <w:tr>
+        <w:trPr>
+          <w:cantSplit/>
+        </w:trPr>
         <w:tc>
           <w:tcPr>
             <w:tcW w:type="dxa" w:w="1123"/>
@@ -1737,40 +1806,40 @@
         </w:tc>
         <w:tc>
           <w:tcPr>
+            <w:tcW w:type="dxa" w:w="2246"/>
+          </w:tcPr>
+          <w:p>
+            <w:r/>
+            <w:r>
+              <w:t>Number Portability Validation</w:t>
+            </w:r>
+          </w:p>
+        </w:tc>
+        <w:tc>
+          <w:tcPr>
+            <w:tcW w:type="dxa" w:w="1498"/>
+          </w:tcPr>
+          <w:p>
+            <w:r/>
+            <w:r>
+              <w:t>Resource Management</w:t>
+            </w:r>
+          </w:p>
+        </w:tc>
+        <w:tc>
+          <w:tcPr>
             <w:tcW w:type="dxa" w:w="2153"/>
           </w:tcPr>
           <w:p>
             <w:r/>
             <w:r>
-              <w:t>Number Portability Validation</w:t>
-            </w:r>
-          </w:p>
-        </w:tc>
-        <w:tc>
-          <w:tcPr>
-            <w:tcW w:type="dxa" w:w="1685"/>
-          </w:tcPr>
-          <w:p>
-            <w:r/>
-            <w:r>
-              <w:t>Resource Management</w:t>
-            </w:r>
-          </w:p>
-        </w:tc>
-        <w:tc>
-          <w:tcPr>
-            <w:tcW w:type="dxa" w:w="2153"/>
-          </w:tcPr>
-          <w:p>
-            <w:r/>
-            <w:r>
               <w:t>Regulated Logical Resources Management</w:t>
             </w:r>
           </w:p>
         </w:tc>
         <w:tc>
           <w:tcPr>
-            <w:tcW w:type="dxa" w:w="2246"/>
+            <w:tcW w:type="dxa" w:w="2340"/>
           </w:tcPr>
           <w:p>
             <w:r/>
@@ -1781,6 +1850,9 @@
         </w:tc>
       </w:tr>
       <w:tr>
+        <w:trPr>
+          <w:cantSplit/>
+        </w:trPr>
         <w:tc>
           <w:tcPr>
             <w:tcW w:type="dxa" w:w="1123"/>
@@ -1794,40 +1866,40 @@
         </w:tc>
         <w:tc>
           <w:tcPr>
+            <w:tcW w:type="dxa" w:w="2246"/>
+          </w:tcPr>
+          <w:p>
+            <w:r/>
+            <w:r>
+              <w:t>Number Acquisition</w:t>
+            </w:r>
+          </w:p>
+        </w:tc>
+        <w:tc>
+          <w:tcPr>
+            <w:tcW w:type="dxa" w:w="1498"/>
+          </w:tcPr>
+          <w:p>
+            <w:r/>
+            <w:r>
+              <w:t>Resource Management</w:t>
+            </w:r>
+          </w:p>
+        </w:tc>
+        <w:tc>
+          <w:tcPr>
             <w:tcW w:type="dxa" w:w="2153"/>
           </w:tcPr>
           <w:p>
             <w:r/>
             <w:r>
-              <w:t>Number Acquisition</w:t>
-            </w:r>
-          </w:p>
-        </w:tc>
-        <w:tc>
-          <w:tcPr>
-            <w:tcW w:type="dxa" w:w="1685"/>
-          </w:tcPr>
-          <w:p>
-            <w:r/>
-            <w:r>
-              <w:t>Resource Management</w:t>
-            </w:r>
-          </w:p>
-        </w:tc>
-        <w:tc>
-          <w:tcPr>
-            <w:tcW w:type="dxa" w:w="2153"/>
-          </w:tcPr>
-          <w:p>
-            <w:r/>
-            <w:r>
               <w:t>Regulated Logical Resources Management</w:t>
             </w:r>
           </w:p>
         </w:tc>
         <w:tc>
           <w:tcPr>
-            <w:tcW w:type="dxa" w:w="2246"/>
+            <w:tcW w:type="dxa" w:w="2340"/>
           </w:tcPr>
           <w:p>
             <w:r/>
@@ -1838,6 +1910,9 @@
         </w:tc>
       </w:tr>
       <w:tr>
+        <w:trPr>
+          <w:cantSplit/>
+        </w:trPr>
         <w:tc>
           <w:tcPr>
             <w:tcW w:type="dxa" w:w="1123"/>
@@ -1851,40 +1926,40 @@
         </w:tc>
         <w:tc>
           <w:tcPr>
+            <w:tcW w:type="dxa" w:w="2246"/>
+          </w:tcPr>
+          <w:p>
+            <w:r/>
+            <w:r>
+              <w:t>Number Porting</w:t>
+            </w:r>
+          </w:p>
+        </w:tc>
+        <w:tc>
+          <w:tcPr>
+            <w:tcW w:type="dxa" w:w="1498"/>
+          </w:tcPr>
+          <w:p>
+            <w:r/>
+            <w:r>
+              <w:t>Resource Management</w:t>
+            </w:r>
+          </w:p>
+        </w:tc>
+        <w:tc>
+          <w:tcPr>
             <w:tcW w:type="dxa" w:w="2153"/>
           </w:tcPr>
           <w:p>
             <w:r/>
             <w:r>
-              <w:t>Number Porting</w:t>
-            </w:r>
-          </w:p>
-        </w:tc>
-        <w:tc>
-          <w:tcPr>
-            <w:tcW w:type="dxa" w:w="1685"/>
-          </w:tcPr>
-          <w:p>
-            <w:r/>
-            <w:r>
-              <w:t>Resource Management</w:t>
-            </w:r>
-          </w:p>
-        </w:tc>
-        <w:tc>
-          <w:tcPr>
-            <w:tcW w:type="dxa" w:w="2153"/>
-          </w:tcPr>
-          <w:p>
-            <w:r/>
-            <w:r>
               <w:t>Regulated Logical Resources Management</w:t>
             </w:r>
           </w:p>
         </w:tc>
         <w:tc>
           <w:tcPr>
-            <w:tcW w:type="dxa" w:w="2246"/>
+            <w:tcW w:type="dxa" w:w="2340"/>
           </w:tcPr>
           <w:p>
             <w:r/>
@@ -1895,6 +1970,9 @@
         </w:tc>
       </w:tr>
       <w:tr>
+        <w:trPr>
+          <w:cantSplit/>
+        </w:trPr>
         <w:tc>
           <w:tcPr>
             <w:tcW w:type="dxa" w:w="1123"/>
@@ -1908,40 +1986,40 @@
         </w:tc>
         <w:tc>
           <w:tcPr>
+            <w:tcW w:type="dxa" w:w="2246"/>
+          </w:tcPr>
+          <w:p>
+            <w:r/>
+            <w:r>
+              <w:t>Number Reservation</w:t>
+            </w:r>
+          </w:p>
+        </w:tc>
+        <w:tc>
+          <w:tcPr>
+            <w:tcW w:type="dxa" w:w="1498"/>
+          </w:tcPr>
+          <w:p>
+            <w:r/>
+            <w:r>
+              <w:t>Resource Management</w:t>
+            </w:r>
+          </w:p>
+        </w:tc>
+        <w:tc>
+          <w:tcPr>
             <w:tcW w:type="dxa" w:w="2153"/>
           </w:tcPr>
           <w:p>
             <w:r/>
             <w:r>
-              <w:t>Number Reservation</w:t>
-            </w:r>
-          </w:p>
-        </w:tc>
-        <w:tc>
-          <w:tcPr>
-            <w:tcW w:type="dxa" w:w="1685"/>
-          </w:tcPr>
-          <w:p>
-            <w:r/>
-            <w:r>
-              <w:t>Resource Management</w:t>
-            </w:r>
-          </w:p>
-        </w:tc>
-        <w:tc>
-          <w:tcPr>
-            <w:tcW w:type="dxa" w:w="2153"/>
-          </w:tcPr>
-          <w:p>
-            <w:r/>
-            <w:r>
               <w:t>Regulated Logical Resources Management</w:t>
             </w:r>
           </w:p>
         </w:tc>
         <w:tc>
           <w:tcPr>
-            <w:tcW w:type="dxa" w:w="2246"/>
+            <w:tcW w:type="dxa" w:w="2340"/>
           </w:tcPr>
           <w:p>
             <w:r/>
@@ -1952,6 +2030,9 @@
         </w:tc>
       </w:tr>
       <w:tr>
+        <w:trPr>
+          <w:cantSplit/>
+        </w:trPr>
         <w:tc>
           <w:tcPr>
             <w:tcW w:type="dxa" w:w="1123"/>
@@ -1965,40 +2046,40 @@
         </w:tc>
         <w:tc>
           <w:tcPr>
+            <w:tcW w:type="dxa" w:w="2246"/>
+          </w:tcPr>
+          <w:p>
+            <w:r/>
+            <w:r>
+              <w:t>Number Inventory Establishing</w:t>
+            </w:r>
+          </w:p>
+        </w:tc>
+        <w:tc>
+          <w:tcPr>
+            <w:tcW w:type="dxa" w:w="1498"/>
+          </w:tcPr>
+          <w:p>
+            <w:r/>
+            <w:r>
+              <w:t>Resource Management</w:t>
+            </w:r>
+          </w:p>
+        </w:tc>
+        <w:tc>
+          <w:tcPr>
             <w:tcW w:type="dxa" w:w="2153"/>
           </w:tcPr>
           <w:p>
             <w:r/>
             <w:r>
-              <w:t>Number Inventory Establishing</w:t>
-            </w:r>
-          </w:p>
-        </w:tc>
-        <w:tc>
-          <w:tcPr>
-            <w:tcW w:type="dxa" w:w="1685"/>
-          </w:tcPr>
-          <w:p>
-            <w:r/>
-            <w:r>
-              <w:t>Resource Management</w:t>
-            </w:r>
-          </w:p>
-        </w:tc>
-        <w:tc>
-          <w:tcPr>
-            <w:tcW w:type="dxa" w:w="2153"/>
-          </w:tcPr>
-          <w:p>
-            <w:r/>
-            <w:r>
               <w:t>Regulated Logical Resources Management</w:t>
             </w:r>
           </w:p>
         </w:tc>
         <w:tc>
           <w:tcPr>
-            <w:tcW w:type="dxa" w:w="2246"/>
+            <w:tcW w:type="dxa" w:w="2340"/>
           </w:tcPr>
           <w:p>
             <w:r/>
@@ -2214,6 +2295,9 @@
         </w:tc>
       </w:tr>
       <w:tr>
+        <w:trPr>
+          <w:cantSplit/>
+        </w:trPr>
         <w:tc>
           <w:tcPr>
             <w:tcW w:type="dxa" w:w="936"/>
@@ -2282,6 +2366,9 @@
         </w:tc>
       </w:tr>
       <w:tr>
+        <w:trPr>
+          <w:cantSplit/>
+        </w:trPr>
         <w:tc>
           <w:tcPr>
             <w:tcW w:type="dxa" w:w="936"/>
@@ -2350,6 +2437,9 @@
         </w:tc>
       </w:tr>
       <w:tr>
+        <w:trPr>
+          <w:cantSplit/>
+        </w:trPr>
         <w:tc>
           <w:tcPr>
             <w:tcW w:type="dxa" w:w="936"/>
@@ -2418,6 +2508,9 @@
         </w:tc>
       </w:tr>
       <w:tr>
+        <w:trPr>
+          <w:cantSplit/>
+        </w:trPr>
         <w:tc>
           <w:tcPr>
             <w:tcW w:type="dxa" w:w="936"/>
@@ -2486,6 +2579,9 @@
         </w:tc>
       </w:tr>
       <w:tr>
+        <w:trPr>
+          <w:cantSplit/>
+        </w:trPr>
         <w:tc>
           <w:tcPr>
             <w:tcW w:type="dxa" w:w="936"/>
@@ -2554,6 +2650,9 @@
         </w:tc>
       </w:tr>
       <w:tr>
+        <w:trPr>
+          <w:cantSplit/>
+        </w:trPr>
         <w:tc>
           <w:tcPr>
             <w:tcW w:type="dxa" w:w="936"/>
@@ -2622,6 +2721,9 @@
         </w:tc>
       </w:tr>
       <w:tr>
+        <w:trPr>
+          <w:cantSplit/>
+        </w:trPr>
         <w:tc>
           <w:tcPr>
             <w:tcW w:type="dxa" w:w="936"/>
@@ -2690,6 +2792,9 @@
         </w:tc>
       </w:tr>
       <w:tr>
+        <w:trPr>
+          <w:cantSplit/>
+        </w:trPr>
         <w:tc>
           <w:tcPr>
             <w:tcW w:type="dxa" w:w="936"/>
@@ -2758,6 +2863,9 @@
         </w:tc>
       </w:tr>
       <w:tr>
+        <w:trPr>
+          <w:cantSplit/>
+        </w:trPr>
         <w:tc>
           <w:tcPr>
             <w:tcW w:type="dxa" w:w="936"/>
@@ -2826,6 +2934,9 @@
         </w:tc>
       </w:tr>
       <w:tr>
+        <w:trPr>
+          <w:cantSplit/>
+        </w:trPr>
         <w:tc>
           <w:tcPr>
             <w:tcW w:type="dxa" w:w="936"/>
@@ -2894,6 +3005,9 @@
         </w:tc>
       </w:tr>
       <w:tr>
+        <w:trPr>
+          <w:cantSplit/>
+        </w:trPr>
         <w:tc>
           <w:tcPr>
             <w:tcW w:type="dxa" w:w="936"/>
@@ -2962,6 +3076,9 @@
         </w:tc>
       </w:tr>
       <w:tr>
+        <w:trPr>
+          <w:cantSplit/>
+        </w:trPr>
         <w:tc>
           <w:tcPr>
             <w:tcW w:type="dxa" w:w="936"/>
@@ -3196,6 +3313,9 @@
         </w:tc>
       </w:tr>
       <w:tr>
+        <w:trPr>
+          <w:cantSplit/>
+        </w:trPr>
         <w:tc>
           <w:tcPr>
             <w:tcW w:type="dxa" w:w="1030"/>
@@ -3264,6 +3384,9 @@
         </w:tc>
       </w:tr>
       <w:tr>
+        <w:trPr>
+          <w:cantSplit/>
+        </w:trPr>
         <w:tc>
           <w:tcPr>
             <w:tcW w:type="dxa" w:w="1030"/>
@@ -3332,6 +3455,9 @@
         </w:tc>
       </w:tr>
       <w:tr>
+        <w:trPr>
+          <w:cantSplit/>
+        </w:trPr>
         <w:tc>
           <w:tcPr>
             <w:tcW w:type="dxa" w:w="1030"/>
@@ -3400,6 +3526,9 @@
         </w:tc>
       </w:tr>
       <w:tr>
+        <w:trPr>
+          <w:cantSplit/>
+        </w:trPr>
         <w:tc>
           <w:tcPr>
             <w:tcW w:type="dxa" w:w="1030"/>
@@ -3468,6 +3597,9 @@
         </w:tc>
       </w:tr>
       <w:tr>
+        <w:trPr>
+          <w:cantSplit/>
+        </w:trPr>
         <w:tc>
           <w:tcPr>
             <w:tcW w:type="dxa" w:w="1030"/>
@@ -3536,6 +3668,9 @@
         </w:tc>
       </w:tr>
       <w:tr>
+        <w:trPr>
+          <w:cantSplit/>
+        </w:trPr>
         <w:tc>
           <w:tcPr>
             <w:tcW w:type="dxa" w:w="1030"/>
@@ -3604,6 +3739,9 @@
         </w:tc>
       </w:tr>
       <w:tr>
+        <w:trPr>
+          <w:cantSplit/>
+        </w:trPr>
         <w:tc>
           <w:tcPr>
             <w:tcW w:type="dxa" w:w="1030"/>
@@ -3672,6 +3810,9 @@
         </w:tc>
       </w:tr>
       <w:tr>
+        <w:trPr>
+          <w:cantSplit/>
+        </w:trPr>
         <w:tc>
           <w:tcPr>
             <w:tcW w:type="dxa" w:w="1030"/>
@@ -3740,6 +3881,9 @@
         </w:tc>
       </w:tr>
       <w:tr>
+        <w:trPr>
+          <w:cantSplit/>
+        </w:trPr>
         <w:tc>
           <w:tcPr>
             <w:tcW w:type="dxa" w:w="1030"/>
@@ -3808,6 +3952,9 @@
         </w:tc>
       </w:tr>
       <w:tr>
+        <w:trPr>
+          <w:cantSplit/>
+        </w:trPr>
         <w:tc>
           <w:tcPr>
             <w:tcW w:type="dxa" w:w="1030"/>
@@ -3876,6 +4023,9 @@
         </w:tc>
       </w:tr>
       <w:tr>
+        <w:trPr>
+          <w:cantSplit/>
+        </w:trPr>
         <w:tc>
           <w:tcPr>
             <w:tcW w:type="dxa" w:w="1030"/>
@@ -3944,6 +4094,9 @@
         </w:tc>
       </w:tr>
       <w:tr>
+        <w:trPr>
+          <w:cantSplit/>
+        </w:trPr>
         <w:tc>
           <w:tcPr>
             <w:tcW w:type="dxa" w:w="1030"/>
@@ -4012,6 +4165,9 @@
         </w:tc>
       </w:tr>
       <w:tr>
+        <w:trPr>
+          <w:cantSplit/>
+        </w:trPr>
         <w:tc>
           <w:tcPr>
             <w:tcW w:type="dxa" w:w="1030"/>
@@ -4214,6 +4370,9 @@
         </w:tc>
       </w:tr>
       <w:tr>
+        <w:trPr>
+          <w:cantSplit/>
+        </w:trPr>
         <w:tc>
           <w:tcPr>
             <w:tcW w:type="dxa" w:w="1310"/>
@@ -4267,6 +4426,9 @@
         </w:tc>
       </w:tr>
       <w:tr>
+        <w:trPr>
+          <w:cantSplit/>
+        </w:trPr>
         <w:tc>
           <w:tcPr>
             <w:tcW w:type="dxa" w:w="1310"/>
@@ -4471,6 +4633,9 @@
         </w:tc>
       </w:tr>
       <w:tr>
+        <w:trPr>
+          <w:cantSplit/>
+        </w:trPr>
         <w:tc>
           <w:tcPr>
             <w:tcW w:type="dxa" w:w="1310"/>
@@ -4590,6 +4755,9 @@
         </w:tc>
       </w:tr>
       <w:tr>
+        <w:trPr>
+          <w:cantSplit/>
+        </w:trPr>
         <w:tc>
           <w:tcPr>
             <w:tcW w:type="dxa" w:w="1310"/>
@@ -4643,6 +4811,9 @@
         </w:tc>
       </w:tr>
       <w:tr>
+        <w:trPr>
+          <w:cantSplit/>
+        </w:trPr>
         <w:tc>
           <w:tcPr>
             <w:tcW w:type="dxa" w:w="1310"/>
@@ -4696,6 +4867,9 @@
         </w:tc>
       </w:tr>
       <w:tr>
+        <w:trPr>
+          <w:cantSplit/>
+        </w:trPr>
         <w:tc>
           <w:tcPr>
             <w:tcW w:type="dxa" w:w="1310"/>
@@ -4731,6 +4905,9 @@
         </w:tc>
       </w:tr>
       <w:tr>
+        <w:trPr>
+          <w:cantSplit/>
+        </w:trPr>
         <w:tc>
           <w:tcPr>
             <w:tcW w:type="dxa" w:w="1310"/>
@@ -4766,6 +4943,9 @@
         </w:tc>
       </w:tr>
       <w:tr>
+        <w:trPr>
+          <w:cantSplit/>
+        </w:trPr>
         <w:tc>
           <w:tcPr>
             <w:tcW w:type="dxa" w:w="1310"/>
@@ -4934,6 +5114,9 @@
         </w:tc>
       </w:tr>
       <w:tr>
+        <w:trPr>
+          <w:cantSplit/>
+        </w:trPr>
         <w:tc>
           <w:tcPr>
             <w:tcW w:type="dxa" w:w="5990"/>
@@ -4958,6 +5141,9 @@
         </w:tc>
       </w:tr>
       <w:tr>
+        <w:trPr>
+          <w:cantSplit/>
+        </w:trPr>
         <w:tc>
           <w:tcPr>
             <w:tcW w:type="dxa" w:w="5990"/>
@@ -4982,6 +5168,9 @@
         </w:tc>
       </w:tr>
       <w:tr>
+        <w:trPr>
+          <w:cantSplit/>
+        </w:trPr>
         <w:tc>
           <w:tcPr>
             <w:tcW w:type="dxa" w:w="5990"/>
@@ -5183,6 +5372,9 @@
         </w:tc>
       </w:tr>
       <w:tr>
+        <w:trPr>
+          <w:cantSplit/>
+        </w:trPr>
         <w:tc>
           <w:tcPr>
             <w:tcW w:type="dxa" w:w="1685"/>
@@ -5229,6 +5421,9 @@
         </w:tc>
       </w:tr>
       <w:tr>
+        <w:trPr>
+          <w:cantSplit/>
+        </w:trPr>
         <w:tc>
           <w:tcPr>
             <w:tcW w:type="dxa" w:w="1685"/>
@@ -5275,6 +5470,9 @@
         </w:tc>
       </w:tr>
       <w:tr>
+        <w:trPr>
+          <w:cantSplit/>
+        </w:trPr>
         <w:tc>
           <w:tcPr>
             <w:tcW w:type="dxa" w:w="1685"/>
@@ -5321,6 +5519,9 @@
         </w:tc>
       </w:tr>
       <w:tr>
+        <w:trPr>
+          <w:cantSplit/>
+        </w:trPr>
         <w:tc>
           <w:tcPr>
             <w:tcW w:type="dxa" w:w="1685"/>
@@ -5367,6 +5568,9 @@
         </w:tc>
       </w:tr>
       <w:tr>
+        <w:trPr>
+          <w:cantSplit/>
+        </w:trPr>
         <w:tc>
           <w:tcPr>
             <w:tcW w:type="dxa" w:w="1685"/>
@@ -5413,6 +5617,9 @@
         </w:tc>
       </w:tr>
       <w:tr>
+        <w:trPr>
+          <w:cantSplit/>
+        </w:trPr>
         <w:tc>
           <w:tcPr>
             <w:tcW w:type="dxa" w:w="1685"/>
@@ -5459,6 +5666,9 @@
         </w:tc>
       </w:tr>
       <w:tr>
+        <w:trPr>
+          <w:cantSplit/>
+        </w:trPr>
         <w:tc>
           <w:tcPr>
             <w:tcW w:type="dxa" w:w="1685"/>
@@ -5505,6 +5715,9 @@
         </w:tc>
       </w:tr>
       <w:tr>
+        <w:trPr>
+          <w:cantSplit/>
+        </w:trPr>
         <w:tc>
           <w:tcPr>
             <w:tcW w:type="dxa" w:w="1685"/>
@@ -5551,6 +5764,9 @@
         </w:tc>
       </w:tr>
       <w:tr>
+        <w:trPr>
+          <w:cantSplit/>
+        </w:trPr>
         <w:tc>
           <w:tcPr>
             <w:tcW w:type="dxa" w:w="1685"/>
@@ -5597,6 +5813,9 @@
         </w:tc>
       </w:tr>
       <w:tr>
+        <w:trPr>
+          <w:cantSplit/>
+        </w:trPr>
         <w:tc>
           <w:tcPr>
             <w:tcW w:type="dxa" w:w="1685"/>
@@ -5643,6 +5862,9 @@
         </w:tc>
       </w:tr>
       <w:tr>
+        <w:trPr>
+          <w:cantSplit/>
+        </w:trPr>
         <w:tc>
           <w:tcPr>
             <w:tcW w:type="dxa" w:w="1685"/>
@@ -5689,6 +5911,9 @@
         </w:tc>
       </w:tr>
       <w:tr>
+        <w:trPr>
+          <w:cantSplit/>
+        </w:trPr>
         <w:tc>
           <w:tcPr>
             <w:tcW w:type="dxa" w:w="1685"/>
@@ -5735,6 +5960,9 @@
         </w:tc>
       </w:tr>
       <w:tr>
+        <w:trPr>
+          <w:cantSplit/>
+        </w:trPr>
         <w:tc>
           <w:tcPr>
             <w:tcW w:type="dxa" w:w="1685"/>
@@ -5873,6 +6101,9 @@
         </w:tc>
       </w:tr>
       <w:tr>
+        <w:trPr>
+          <w:cantSplit/>
+        </w:trPr>
         <w:tc>
           <w:tcPr>
             <w:tcW w:type="dxa" w:w="1778"/>
@@ -5919,6 +6150,9 @@
         </w:tc>
       </w:tr>
       <w:tr>
+        <w:trPr>
+          <w:cantSplit/>
+        </w:trPr>
         <w:tc>
           <w:tcPr>
             <w:tcW w:type="dxa" w:w="1778"/>
@@ -5965,6 +6199,9 @@
         </w:tc>
       </w:tr>
       <w:tr>
+        <w:trPr>
+          <w:cantSplit/>
+        </w:trPr>
         <w:tc>
           <w:tcPr>
             <w:tcW w:type="dxa" w:w="1778"/>
@@ -6011,6 +6248,9 @@
         </w:tc>
       </w:tr>
       <w:tr>
+        <w:trPr>
+          <w:cantSplit/>
+        </w:trPr>
         <w:tc>
           <w:tcPr>
             <w:tcW w:type="dxa" w:w="1778"/>
@@ -6057,6 +6297,9 @@
         </w:tc>
       </w:tr>
       <w:tr>
+        <w:trPr>
+          <w:cantSplit/>
+        </w:trPr>
         <w:tc>
           <w:tcPr>
             <w:tcW w:type="dxa" w:w="1778"/>
@@ -6103,6 +6346,9 @@
         </w:tc>
       </w:tr>
       <w:tr>
+        <w:trPr>
+          <w:cantSplit/>
+        </w:trPr>
         <w:tc>
           <w:tcPr>
             <w:tcW w:type="dxa" w:w="1778"/>
@@ -6149,6 +6395,9 @@
         </w:tc>
       </w:tr>
       <w:tr>
+        <w:trPr>
+          <w:cantSplit/>
+        </w:trPr>
         <w:tc>
           <w:tcPr>
             <w:tcW w:type="dxa" w:w="1778"/>
@@ -6195,6 +6444,9 @@
         </w:tc>
       </w:tr>
       <w:tr>
+        <w:trPr>
+          <w:cantSplit/>
+        </w:trPr>
         <w:tc>
           <w:tcPr>
             <w:tcW w:type="dxa" w:w="1778"/>
@@ -6241,6 +6493,9 @@
         </w:tc>
       </w:tr>
       <w:tr>
+        <w:trPr>
+          <w:cantSplit/>
+        </w:trPr>
         <w:tc>
           <w:tcPr>
             <w:tcW w:type="dxa" w:w="1778"/>
@@ -6287,6 +6542,9 @@
         </w:tc>
       </w:tr>
       <w:tr>
+        <w:trPr>
+          <w:cantSplit/>
+        </w:trPr>
         <w:tc>
           <w:tcPr>
             <w:tcW w:type="dxa" w:w="1778"/>
@@ -6333,6 +6591,9 @@
         </w:tc>
       </w:tr>
       <w:tr>
+        <w:trPr>
+          <w:cantSplit/>
+        </w:trPr>
         <w:tc>
           <w:tcPr>
             <w:tcW w:type="dxa" w:w="1778"/>
@@ -6461,6 +6722,9 @@
         </w:tc>
       </w:tr>
       <w:tr>
+        <w:trPr>
+          <w:cantSplit/>
+        </w:trPr>
         <w:tc>
           <w:tcPr>
             <w:tcW w:type="dxa" w:w="4118"/>
@@ -6496,6 +6760,9 @@
         </w:tc>
       </w:tr>
       <w:tr>
+        <w:trPr>
+          <w:cantSplit/>
+        </w:trPr>
         <w:tc>
           <w:tcPr>
             <w:tcW w:type="dxa" w:w="4118"/>
@@ -6531,6 +6798,9 @@
         </w:tc>
       </w:tr>
       <w:tr>
+        <w:trPr>
+          <w:cantSplit/>
+        </w:trPr>
         <w:tc>
           <w:tcPr>
             <w:tcW w:type="dxa" w:w="4118"/>
@@ -6566,6 +6836,9 @@
         </w:tc>
       </w:tr>
       <w:tr>
+        <w:trPr>
+          <w:cantSplit/>
+        </w:trPr>
         <w:tc>
           <w:tcPr>
             <w:tcW w:type="dxa" w:w="4118"/>
@@ -6601,6 +6874,9 @@
         </w:tc>
       </w:tr>
       <w:tr>
+        <w:trPr>
+          <w:cantSplit/>
+        </w:trPr>
         <w:tc>
           <w:tcPr>
             <w:tcW w:type="dxa" w:w="4118"/>
@@ -6636,6 +6912,9 @@
         </w:tc>
       </w:tr>
       <w:tr>
+        <w:trPr>
+          <w:cantSplit/>
+        </w:trPr>
         <w:tc>
           <w:tcPr>
             <w:tcW w:type="dxa" w:w="4118"/>
@@ -6671,6 +6950,9 @@
         </w:tc>
       </w:tr>
       <w:tr>
+        <w:trPr>
+          <w:cantSplit/>
+        </w:trPr>
         <w:tc>
           <w:tcPr>
             <w:tcW w:type="dxa" w:w="4118"/>
@@ -6706,6 +6988,9 @@
         </w:tc>
       </w:tr>
       <w:tr>
+        <w:trPr>
+          <w:cantSplit/>
+        </w:trPr>
         <w:tc>
           <w:tcPr>
             <w:tcW w:type="dxa" w:w="4118"/>
@@ -6741,6 +7026,9 @@
         </w:tc>
       </w:tr>
       <w:tr>
+        <w:trPr>
+          <w:cantSplit/>
+        </w:trPr>
         <w:tc>
           <w:tcPr>
             <w:tcW w:type="dxa" w:w="4118"/>
@@ -6776,6 +7064,9 @@
         </w:tc>
       </w:tr>
       <w:tr>
+        <w:trPr>
+          <w:cantSplit/>
+        </w:trPr>
         <w:tc>
           <w:tcPr>
             <w:tcW w:type="dxa" w:w="4118"/>
@@ -6811,6 +7102,9 @@
         </w:tc>
       </w:tr>
       <w:tr>
+        <w:trPr>
+          <w:cantSplit/>
+        </w:trPr>
         <w:tc>
           <w:tcPr>
             <w:tcW w:type="dxa" w:w="4118"/>
